--- a/results/ADNI_paper_with_figures.docx
+++ b/results/ADNI_paper_with_figures.docx
@@ -143,7 +143,7 @@
           <w:sz w:val="24"/>
           <w:szCs w:val="24"/>
         </w:rPr>
-        <w:t xml:space="preserve">We built a reproducible, leakage-free pipeline predicting 36-month MCI-to-AD conversion from baseline multimodal ADNI features (cognitive assessments, MRI volumetrics, amyloid PET, CSF biomarkers, APOE genotype, demographics) and 12-month longitudinal slopes in a cohort of 308 subjects (149 converters / 159 non-converters). Subject-level train–test separation was enforced throughout, with preprocessing (median imputation, tabular augmentation) applied strictly within cross-validation folds using scikit-learn/imbalanced-learn Pipeline objects. We conducted (1) a leakage-tax ablation quantifying AUC inflation from two common leakage patterns, (2) calibration analysis, (3) decision curve analysis, and (4) a missing-modality robustness benchmark.</w:t>
+        <w:t xml:space="preserve">We built a reproducible, leakage-free pipeline predicting 36-month MCI-to-AD conversion from baseline multimodal ADNI features (cognitive assessments, MRI volumetrics, amyloid PET, CSF biomarkers, APOE genotype, demographics) and 12-month longitudinal slopes in a cohort of 308 subjects (149 converters / 159 non-converters). Subject-level train–test separation was enforced throughout, with preprocessing (median imputation, tabular augmentation) applied strictly within cross-validation folds using scikit-learn/imbalanced-learn Pipeline objects. We conducted (1) a leakage-tax ablation quantifying AUC inflation from two common leakage patterns, (2) a split-stability analysis across 200 random subject-level splits, (3) calibration analysis, (4) decision curve analysis, and (5) a missing-modality robustness benchmark.</w:t>
       </w:r>
     </w:p>
     <w:p>
@@ -167,7 +167,7 @@
           <w:sz w:val="24"/>
           <w:szCs w:val="24"/>
         </w:rPr>
-        <w:t xml:space="preserve">The clean pipeline achieved a test AUC of 0.932 with bootstrapped 95% CI [0.858–0.986] and a Brier score of 0.115. Augmenting training data before the split inflated reported cross-validation AUC from 0.787 to 0.980 (+0.193), a result a leaky study would publish as its headline number. Imputing on combined train+test data had a smaller but still positive effect (+0.009). Dropping any single expensive modality (amyloid PET, CSF, MRI) reduced AUC by at most 0.012 (within noise), suggesting that cognitive scores and APOE status capture most prognostic signal. The model demonstrated net clinical benefit over treat-all and treat-none strategies across decision thresholds from 5% to 85%.</w:t>
+        <w:t xml:space="preserve">Across 200 random subject-level splits the clean pipeline achieved a mean test AUC of 0.862 (95% range 0.785–0.942), a mean cross-validation AUC of 0.861, and a mean Brier score of 0.154; a single pre-specified held-out split gave a test AUC of 0.881 (95% CI 0.788–0.956) with a Brier score of 0.145. Augmenting training data before the split inflated cross-validation AUC from 0.821 to 0.980 (+0.159), a result a leaky study would publish as its headline number. Imputing on combined train+test data had a negligible effect. Dropping any single expensive modality (amyloid PET, CSF, MRI) reduced AUC by at most 0.012 (within noise), suggesting that cognitive scores and APOE status capture most prognostic signal. The model demonstrated net clinical benefit over treat-all and treat-none strategies across decision thresholds from 5% to 85%.</w:t>
       </w:r>
     </w:p>
     <w:p>
@@ -191,7 +191,7 @@
           <w:sz w:val="24"/>
           <w:szCs w:val="24"/>
         </w:rPr>
-        <w:t xml:space="preserve">This work demonstrates that design choices which lower the headline AUC, namely subject-level splitting, preprocessing inside CV folds, and honest augmentation, are precisely those that make the number trustworthy. We release the full pipeline as a reproducible open-source artifact. The finding that cognitive-only models closely match full-modality performance has practical implications for clinical settings where PET and CSF are unavailable.</w:t>
+        <w:t xml:space="preserve">This work demonstrates that design choices which lower the headline AUC, namely subject-level splitting, preprocessing inside CV folds, and honest augmentation, are precisely those that make the number trustworthy. Reporting a distribution over many splits rather than a single lucky number is part of the same discipline. We release the full pipeline as a reproducible open-source artifact. The finding that cognitive-only models closely match full-modality performance has practical implications for clinical settings where PET and CSF are unavailable.</w:t>
       </w:r>
     </w:p>
     <w:p>
@@ -406,7 +406,7 @@
           <w:sz w:val="24"/>
           <w:szCs w:val="24"/>
         </w:rPr>
-        <w:t xml:space="preserve">Critically, the honest validated AUC of this pipeline is not the highest in the literature. It is mid-pack. The value of this work is not the number; it is the demonstration that the number can be trusted. We argue that a well-calibrated, leakage-free model with AUC 0.83 is more useful to a clinician than an inflated model claiming 0.97, and we provide decision curve analysis to support that argument in terms of net clinical benefit.</w:t>
+        <w:t xml:space="preserve">Critically, the honest validated AUC of this pipeline is not the highest in the literature. It is mid-pack. The value of this work is not the number; it is the demonstration that the number can be trusted. We argue that a well-calibrated, leakage-free model with AUC 0.86 is more useful to a clinician than an inflated model claiming 0.97, and we provide decision curve analysis to support that argument in terms of net clinical benefit.</w:t>
       </w:r>
     </w:p>
     <w:p>
@@ -2026,7 +2026,7 @@
           <w:sz w:val="24"/>
           <w:szCs w:val="24"/>
         </w:rPr>
-        <w:t xml:space="preserve"> split was enforced throughout: all records belonging to a given subject (identified by their unique ADNI subject identifier, RID) were assigned exclusively to either the training set or the test set. The held-out test set comprised 20% of subjects, stratified by conversion status (n = 61; 26 converters / 35 non-converters). This split was fixed at seed 42 and never revisited after being established. The critical importance of this design is discussed in Section 3.1.</w:t>
+        <w:t xml:space="preserve"> split was enforced throughout: all records belonging to a given subject (identified by their unique ADNI subject identifier, RID) were assigned exclusively to either the training set or the test set. The pre-specified held-out test set comprised 20% of subjects, stratified by conversion status (n = 61; 30 converters / 31 non-converters). This split was fixed at seed 42. Because a single split of this size yields a fragile estimate, we additionally repeated the split over 200 random seeds (Section 2.8). The critical importance of subject-level splitting is discussed in Section 3.3.</w:t>
       </w:r>
     </w:p>
     <w:p>
@@ -2205,7 +2205,7 @@
           <w:sz w:val="24"/>
           <w:szCs w:val="24"/>
         </w:rPr>
-        <w:t xml:space="preserve">Hyperparameters were tuned using Optuna [7] with 80 trials (tree-structured Parzen estimator sampler). The objective was mean AUC across the 5-fold grouped CV on the training set. The search space covered: n_estimators (100–500), max_depth (2–6), learning_rate (0.01–0.15, log-uniform), subsample (0.6–1.0), colsample_bytree (0.5–1.0), min_child_weight (1–10), reg_alpha (10⁻⁴–2.0, log-uniform), reg_lambda (0.1–5.0, log-uniform), and gamma (0.0–1.0). All hyperparameter search used only training-set data; the test set was never accessed during optimisation.</w:t>
+        <w:t xml:space="preserve">Hyperparameters were tuned using Optuna [7] with 80 trials (tree-structured Parzen estimator sampler). The objective was mean AUC across the 5-fold grouped CV on the training set. The search space covered: n_estimators (100–500), max_depth (2–6), learning_rate (0.01–0.15, log-uniform), subsample (0.6–1.0), colsample_bytree (0.5–1.0), min_child_weight (1–10), reg_alpha (10⁻⁴–2.0, log-uniform), reg_lambda (0.1–5.0, log-uniform), and gamma (0.0–1.0). All hyperparameter search used only training-set data; the test set was never accessed during optimisation. The tuned configuration was then held fixed for the split-stability analysis (Section 2.8).</w:t>
       </w:r>
     </w:p>
     <w:p>
@@ -2235,7 +2235,7 @@
           <w:sz w:val="24"/>
           <w:szCs w:val="24"/>
         </w:rPr>
-        <w:t xml:space="preserve">The final model was trained on the full augmented training set with the best Optuna hyperparameters, then evaluated once on the held-out test set. The following metrics were computed:</w:t>
+        <w:t xml:space="preserve">The final model was trained on the full augmented training set with the best Optuna hyperparameters, then evaluated on the held-out test set. The following metrics were computed:</w:t>
       </w:r>
     </w:p>
     <w:p>
@@ -2367,6 +2367,30 @@
           <w:sz w:val="24"/>
           <w:szCs w:val="24"/>
         </w:rPr>
+        <w:t xml:space="preserve">Split-stability analysis. </w:t>
+      </w:r>
+      <w:r>
+        <w:rPr>
+          <w:rFonts w:ascii="Arial" w:cs="Arial" w:eastAsia="Arial" w:hAnsi="Arial"/>
+          <w:sz w:val="24"/>
+          <w:szCs w:val="24"/>
+        </w:rPr>
+        <w:t xml:space="preserve">A single held-out test set of n = 61 yields a fragile point estimate, so we repeated the entire split-train-evaluate procedure across 200 random stratified subject-level splits with the tuned hyperparameters held fixed, and report the distribution of cross-validation AUC, test AUC, test AUPRC, and Brier score. This isolates test-draw variance for a fixed model configuration and is the primary summary of performance in this paper.</w:t>
+      </w:r>
+    </w:p>
+    <w:p>
+      <w:pPr>
+        <w:spacing w:after="160" w:before="0" w:line="276"/>
+        <w:jc w:val="both"/>
+      </w:pPr>
+      <w:r>
+        <w:rPr>
+          <w:rFonts w:ascii="Arial" w:cs="Arial" w:eastAsia="Arial" w:hAnsi="Arial"/>
+          <w:b/>
+          <w:bCs/>
+          <w:sz w:val="24"/>
+          <w:szCs w:val="24"/>
+        </w:rPr>
         <w:t xml:space="preserve">Leakage-tax ablation. </w:t>
       </w:r>
       <w:r>
@@ -2375,7 +2399,7 @@
           <w:sz w:val="24"/>
           <w:szCs w:val="24"/>
         </w:rPr>
-        <w:t xml:space="preserve">To quantify the AUC inflation attributable to common leakage patterns, we ran three additional pipeline variants on the same cohort and seed: (A) augmentation applied before the train–test split combined with a record-level (non-subject-grouped) random split; (B) median imputation fit on the combined train+test dataset before CV; and (C) both patterns simultaneously. All variants used identical XGBoost hyperparameters. The “leakage tax” for each pattern is the difference in reported CV AUC relative to the clean pipeline’s honest test AUC.</w:t>
+        <w:t xml:space="preserve">To quantify the AUC inflation attributable to common leakage patterns, we ran three additional pipeline variants on the same cohort and seed: (A) augmentation applied before the train–test split combined with a record-level (non-subject-grouped) random split; (B) median imputation fit on the combined train+test dataset before CV; and (C) both patterns simultaneously. All variants used identical XGBoost hyperparameters. The “leakage tax” for each pattern is the difference in reported CV AUC relative to the clean pipeline.</w:t>
       </w:r>
     </w:p>
     <w:p>
@@ -2457,7 +2481,7 @@
           <w:sz w:val="24"/>
           <w:szCs w:val="24"/>
         </w:rPr>
-        <w:t xml:space="preserve">Additional limitations: (1) single cohort (ADNI), limiting generalisability; (2) n = 61 test subjects, producing wide confidence intervals; (3) no tau PET features; and (4) APOE4 allele count derived from raw GENOTYPE strings rather than a curated field.</w:t>
+        <w:t xml:space="preserve">Additional limitations: (1) single cohort (ADNI), limiting generalisability; (2) small test sets (n = 61 per split), which is why performance is reported as a distribution over 200 splits rather than a single number; (3) no tau PET features; and (4) APOE4 allele count derived from raw GENOTYPE strings rather than a curated field.</w:t>
       </w:r>
     </w:p>
     <w:p>
@@ -2516,7 +2540,7 @@
           <w:sz w:val="24"/>
           <w:szCs w:val="24"/>
         </w:rPr>
-        <w:t xml:space="preserve">Leakage guard tests (pytest tests/test_splits.py) assert that no subject RID appears in both training and test partitions of any split, and that imputers are fit only on training data. These tests are run as part of the CI pipeline and must pass before any results are reported.</w:t>
+        <w:t xml:space="preserve">Leakage guard tests (pytest tests/test_splits.py) assert that no subject RID appears in both training and test partitions of any split, that the split is stratified and deterministic, and that imputers are fit only on training data. During development these checks caught an index-alignment error in an earlier version of the split-reconstruction code that had produced a positional, non-stratified hold-out set and an over-optimistic test AUC of 0.93; all results reported here use the corrected, stratified subject-level split, and the discrepancy is discussed in Section 4.</w:t>
       </w:r>
     </w:p>
     <w:p>
@@ -2592,7 +2616,7 @@
           <w:sz w:val="24"/>
           <w:szCs w:val="24"/>
         </w:rPr>
-        <w:t xml:space="preserve">The held-out test set comprised 61 subjects (26 converters, 35 non-converters), yielding a test-set conversion prevalence of 42.6%, close to the training-set prevalence of 49.8%.</w:t>
+        <w:t xml:space="preserve">Each pre-specified held-out test set comprised 61 subjects, stratified to match the cohort conversion prevalence (roughly 49%).</w:t>
       </w:r>
     </w:p>
     <w:p>
@@ -2608,7 +2632,7 @@
           <w:sz w:val="26"/>
           <w:szCs w:val="26"/>
         </w:rPr>
-        <w:t xml:space="preserve">3.2 Main Model Performance</w:t>
+        <w:t xml:space="preserve">3.2 Main Model Performance and Split Stability</w:t>
       </w:r>
     </w:p>
     <w:p>
@@ -2622,7 +2646,7 @@
           <w:sz w:val="24"/>
           <w:szCs w:val="24"/>
         </w:rPr>
-        <w:t xml:space="preserve">The Optuna-tuned XGBoost pipeline (80 trials, 5-fold subject-grouped CV) achieved a cross-validation AUC of 0.837 on the training set. On the held-out test set, accessed once after all design decisions were finalised, the model achieved:</w:t>
+        <w:t xml:space="preserve">The Optuna-tuned XGBoost pipeline (80 trials, 5-fold subject-grouped CV) achieved a cross-validation AUC of 0.837 on the primary training split. Because a single held-out test set of n = 61 yields a fragile point estimate, we summarise performance both as a distribution over 200 random subject-level splits and as a single pre-specified hold-out split (Table 2, Figure 2).</w:t>
       </w:r>
     </w:p>
     <w:tbl>
@@ -2638,9 +2662,9 @@
         </w:tblBorders>
       </w:tblPr>
       <w:tblGrid>
-        <w:gridCol w:w="3120"/>
-        <w:gridCol w:w="3120"/>
-        <w:gridCol w:w="3120"/>
+        <w:gridCol w:w="2760"/>
+        <w:gridCol w:w="3300"/>
+        <w:gridCol w:w="3300"/>
       </w:tblGrid>
       <w:tr>
         <w:trPr>
@@ -2648,7 +2672,7 @@
         </w:trPr>
         <w:tc>
           <w:tcPr>
-            <w:tcW w:type="dxa" w:w="3120"/>
+            <w:tcW w:type="dxa" w:w="2760"/>
             <w:tcBorders>
               <w:top w:val="single" w:color="BBBBBB" w:sz="4"/>
               <w:left w:val="single" w:color="BBBBBB" w:sz="4"/>
@@ -2665,7 +2689,7 @@
           </w:tcPr>
           <w:p>
             <w:pPr>
-              <w:jc w:val="center"/>
+              <w:jc w:val="left"/>
             </w:pPr>
             <w:r>
               <w:rPr>
@@ -2682,7 +2706,7 @@
         </w:tc>
         <w:tc>
           <w:tcPr>
-            <w:tcW w:type="dxa" w:w="3120"/>
+            <w:tcW w:type="dxa" w:w="3300"/>
             <w:tcBorders>
               <w:top w:val="single" w:color="BBBBBB" w:sz="4"/>
               <w:left w:val="single" w:color="BBBBBB" w:sz="4"/>
@@ -2710,13 +2734,13 @@
                 <w:sz w:val="22"/>
                 <w:szCs w:val="22"/>
               </w:rPr>
-              <w:t xml:space="preserve">Value</w:t>
-            </w:r>
-          </w:p>
-        </w:tc>
-        <w:tc>
-          <w:tcPr>
-            <w:tcW w:type="dxa" w:w="3120"/>
+              <w:t xml:space="preserve">200 random splits: mean [95% range]</w:t>
+            </w:r>
+          </w:p>
+        </w:tc>
+        <w:tc>
+          <w:tcPr>
+            <w:tcW w:type="dxa" w:w="3300"/>
             <w:tcBorders>
               <w:top w:val="single" w:color="BBBBBB" w:sz="4"/>
               <w:left w:val="single" w:color="BBBBBB" w:sz="4"/>
@@ -2744,7 +2768,7 @@
                 <w:sz w:val="22"/>
                 <w:szCs w:val="22"/>
               </w:rPr>
-              <w:t xml:space="preserve">95% Bootstrap CI</w:t>
+              <w:t xml:space="preserve">Primary single split [95% CI]</w:t>
             </w:r>
           </w:p>
         </w:tc>
@@ -2752,7 +2776,7 @@
       <w:tr>
         <w:tc>
           <w:tcPr>
-            <w:tcW w:type="dxa" w:w="3120"/>
+            <w:tcW w:type="dxa" w:w="2760"/>
             <w:tcBorders>
               <w:top w:val="single" w:color="BBBBBB" w:sz="4"/>
               <w:left w:val="single" w:color="BBBBBB" w:sz="4"/>
@@ -2769,6 +2793,40 @@
           </w:tcPr>
           <w:p>
             <w:pPr>
+              <w:jc w:val="left"/>
+            </w:pPr>
+            <w:r>
+              <w:rPr>
+                <w:rFonts w:ascii="Arial" w:cs="Arial" w:eastAsia="Arial" w:hAnsi="Arial"/>
+                <w:b w:val="false"/>
+                <w:bCs w:val="false"/>
+                <w:color w:val="000000"/>
+                <w:sz w:val="22"/>
+                <w:szCs w:val="22"/>
+              </w:rPr>
+              <w:t xml:space="preserve">5-fold CV AUC</w:t>
+            </w:r>
+          </w:p>
+        </w:tc>
+        <w:tc>
+          <w:tcPr>
+            <w:tcW w:type="dxa" w:w="3300"/>
+            <w:tcBorders>
+              <w:top w:val="single" w:color="BBBBBB" w:sz="4"/>
+              <w:left w:val="single" w:color="BBBBBB" w:sz="4"/>
+              <w:bottom w:val="single" w:color="BBBBBB" w:sz="4"/>
+              <w:right w:val="single" w:color="BBBBBB" w:sz="4"/>
+            </w:tcBorders>
+            <w:shd w:fill="FFFFFF" w:val="clear"/>
+            <w:tcMar>
+              <w:top w:type="dxa" w:w="80"/>
+              <w:left w:type="dxa" w:w="140"/>
+              <w:bottom w:type="dxa" w:w="80"/>
+              <w:right w:type="dxa" w:w="140"/>
+            </w:tcMar>
+          </w:tcPr>
+          <w:p>
+            <w:pPr>
               <w:jc w:val="center"/>
             </w:pPr>
             <w:r>
@@ -2780,13 +2838,13 @@
                 <w:sz w:val="22"/>
                 <w:szCs w:val="22"/>
               </w:rPr>
-              <w:t xml:space="preserve">AUC (ROC)</w:t>
-            </w:r>
-          </w:p>
-        </w:tc>
-        <w:tc>
-          <w:tcPr>
-            <w:tcW w:type="dxa" w:w="3120"/>
+              <w:t xml:space="preserve">0.861  [0.830 – 0.887]</w:t>
+            </w:r>
+          </w:p>
+        </w:tc>
+        <w:tc>
+          <w:tcPr>
+            <w:tcW w:type="dxa" w:w="3300"/>
             <w:tcBorders>
               <w:top w:val="single" w:color="BBBBBB" w:sz="4"/>
               <w:left w:val="single" w:color="BBBBBB" w:sz="4"/>
@@ -2794,6 +2852,76 @@
               <w:right w:val="single" w:color="BBBBBB" w:sz="4"/>
             </w:tcBorders>
             <w:shd w:fill="FFFFFF" w:val="clear"/>
+            <w:tcMar>
+              <w:top w:type="dxa" w:w="80"/>
+              <w:left w:type="dxa" w:w="140"/>
+              <w:bottom w:type="dxa" w:w="80"/>
+              <w:right w:type="dxa" w:w="140"/>
+            </w:tcMar>
+          </w:tcPr>
+          <w:p>
+            <w:pPr>
+              <w:jc w:val="center"/>
+            </w:pPr>
+            <w:r>
+              <w:rPr>
+                <w:rFonts w:ascii="Arial" w:cs="Arial" w:eastAsia="Arial" w:hAnsi="Arial"/>
+                <w:b w:val="false"/>
+                <w:bCs w:val="false"/>
+                <w:color w:val="000000"/>
+                <w:sz w:val="22"/>
+                <w:szCs w:val="22"/>
+              </w:rPr>
+              <w:t xml:space="preserve">0.837</w:t>
+            </w:r>
+          </w:p>
+        </w:tc>
+      </w:tr>
+      <w:tr>
+        <w:tc>
+          <w:tcPr>
+            <w:tcW w:type="dxa" w:w="2760"/>
+            <w:tcBorders>
+              <w:top w:val="single" w:color="BBBBBB" w:sz="4"/>
+              <w:left w:val="single" w:color="BBBBBB" w:sz="4"/>
+              <w:bottom w:val="single" w:color="BBBBBB" w:sz="4"/>
+              <w:right w:val="single" w:color="BBBBBB" w:sz="4"/>
+            </w:tcBorders>
+            <w:shd w:fill="F5F8FC" w:val="clear"/>
+            <w:tcMar>
+              <w:top w:type="dxa" w:w="80"/>
+              <w:left w:type="dxa" w:w="140"/>
+              <w:bottom w:type="dxa" w:w="80"/>
+              <w:right w:type="dxa" w:w="140"/>
+            </w:tcMar>
+          </w:tcPr>
+          <w:p>
+            <w:pPr>
+              <w:jc w:val="left"/>
+            </w:pPr>
+            <w:r>
+              <w:rPr>
+                <w:rFonts w:ascii="Arial" w:cs="Arial" w:eastAsia="Arial" w:hAnsi="Arial"/>
+                <w:b w:val="false"/>
+                <w:bCs w:val="false"/>
+                <w:color w:val="000000"/>
+                <w:sz w:val="22"/>
+                <w:szCs w:val="22"/>
+              </w:rPr>
+              <w:t xml:space="preserve">Test AUC (ROC)</w:t>
+            </w:r>
+          </w:p>
+        </w:tc>
+        <w:tc>
+          <w:tcPr>
+            <w:tcW w:type="dxa" w:w="3300"/>
+            <w:tcBorders>
+              <w:top w:val="single" w:color="BBBBBB" w:sz="4"/>
+              <w:left w:val="single" w:color="BBBBBB" w:sz="4"/>
+              <w:bottom w:val="single" w:color="BBBBBB" w:sz="4"/>
+              <w:right w:val="single" w:color="BBBBBB" w:sz="4"/>
+            </w:tcBorders>
+            <w:shd w:fill="F5F8FC" w:val="clear"/>
             <w:tcMar>
               <w:top w:type="dxa" w:w="80"/>
               <w:left w:type="dxa" w:w="140"/>
@@ -2814,20 +2942,20 @@
                 <w:sz w:val="22"/>
                 <w:szCs w:val="22"/>
               </w:rPr>
-              <w:t xml:space="preserve">0.932</w:t>
-            </w:r>
-          </w:p>
-        </w:tc>
-        <w:tc>
-          <w:tcPr>
-            <w:tcW w:type="dxa" w:w="3120"/>
-            <w:tcBorders>
-              <w:top w:val="single" w:color="BBBBBB" w:sz="4"/>
-              <w:left w:val="single" w:color="BBBBBB" w:sz="4"/>
-              <w:bottom w:val="single" w:color="BBBBBB" w:sz="4"/>
-              <w:right w:val="single" w:color="BBBBBB" w:sz="4"/>
-            </w:tcBorders>
-            <w:shd w:fill="FFFFFF" w:val="clear"/>
+              <w:t xml:space="preserve">0.862  [0.785 – 0.942]</w:t>
+            </w:r>
+          </w:p>
+        </w:tc>
+        <w:tc>
+          <w:tcPr>
+            <w:tcW w:type="dxa" w:w="3300"/>
+            <w:tcBorders>
+              <w:top w:val="single" w:color="BBBBBB" w:sz="4"/>
+              <w:left w:val="single" w:color="BBBBBB" w:sz="4"/>
+              <w:bottom w:val="single" w:color="BBBBBB" w:sz="4"/>
+              <w:right w:val="single" w:color="BBBBBB" w:sz="4"/>
+            </w:tcBorders>
+            <w:shd w:fill="F5F8FC" w:val="clear"/>
             <w:tcMar>
               <w:top w:type="dxa" w:w="80"/>
               <w:left w:type="dxa" w:w="140"/>
@@ -2842,13 +2970,13 @@
             <w:r>
               <w:rPr>
                 <w:rFonts w:ascii="Arial" w:cs="Arial" w:eastAsia="Arial" w:hAnsi="Arial"/>
-                <w:b w:val="false"/>
-                <w:bCs w:val="false"/>
-                <w:color w:val="000000"/>
-                <w:sz w:val="22"/>
-                <w:szCs w:val="22"/>
-              </w:rPr>
-              <w:t xml:space="preserve">0.858 – 0.986</w:t>
+                <w:b/>
+                <w:bCs/>
+                <w:color w:val="000000"/>
+                <w:sz w:val="22"/>
+                <w:szCs w:val="22"/>
+              </w:rPr>
+              <w:t xml:space="preserve">0.881  [0.788 – 0.956]</w:t>
             </w:r>
           </w:p>
         </w:tc>
@@ -2856,14 +2984,48 @@
       <w:tr>
         <w:tc>
           <w:tcPr>
-            <w:tcW w:type="dxa" w:w="3120"/>
-            <w:tcBorders>
-              <w:top w:val="single" w:color="BBBBBB" w:sz="4"/>
-              <w:left w:val="single" w:color="BBBBBB" w:sz="4"/>
-              <w:bottom w:val="single" w:color="BBBBBB" w:sz="4"/>
-              <w:right w:val="single" w:color="BBBBBB" w:sz="4"/>
-            </w:tcBorders>
-            <w:shd w:fill="F5F8FC" w:val="clear"/>
+            <w:tcW w:type="dxa" w:w="2760"/>
+            <w:tcBorders>
+              <w:top w:val="single" w:color="BBBBBB" w:sz="4"/>
+              <w:left w:val="single" w:color="BBBBBB" w:sz="4"/>
+              <w:bottom w:val="single" w:color="BBBBBB" w:sz="4"/>
+              <w:right w:val="single" w:color="BBBBBB" w:sz="4"/>
+            </w:tcBorders>
+            <w:shd w:fill="FFFFFF" w:val="clear"/>
+            <w:tcMar>
+              <w:top w:type="dxa" w:w="80"/>
+              <w:left w:type="dxa" w:w="140"/>
+              <w:bottom w:type="dxa" w:w="80"/>
+              <w:right w:type="dxa" w:w="140"/>
+            </w:tcMar>
+          </w:tcPr>
+          <w:p>
+            <w:pPr>
+              <w:jc w:val="left"/>
+            </w:pPr>
+            <w:r>
+              <w:rPr>
+                <w:rFonts w:ascii="Arial" w:cs="Arial" w:eastAsia="Arial" w:hAnsi="Arial"/>
+                <w:b w:val="false"/>
+                <w:bCs w:val="false"/>
+                <w:color w:val="000000"/>
+                <w:sz w:val="22"/>
+                <w:szCs w:val="22"/>
+              </w:rPr>
+              <w:t xml:space="preserve">Test AUPRC</w:t>
+            </w:r>
+          </w:p>
+        </w:tc>
+        <w:tc>
+          <w:tcPr>
+            <w:tcW w:type="dxa" w:w="3300"/>
+            <w:tcBorders>
+              <w:top w:val="single" w:color="BBBBBB" w:sz="4"/>
+              <w:left w:val="single" w:color="BBBBBB" w:sz="4"/>
+              <w:bottom w:val="single" w:color="BBBBBB" w:sz="4"/>
+              <w:right w:val="single" w:color="BBBBBB" w:sz="4"/>
+            </w:tcBorders>
+            <w:shd w:fill="FFFFFF" w:val="clear"/>
             <w:tcMar>
               <w:top w:type="dxa" w:w="80"/>
               <w:left w:type="dxa" w:w="140"/>
@@ -2884,20 +3046,20 @@
                 <w:sz w:val="22"/>
                 <w:szCs w:val="22"/>
               </w:rPr>
-              <w:t xml:space="preserve">AUPRC</w:t>
-            </w:r>
-          </w:p>
-        </w:tc>
-        <w:tc>
-          <w:tcPr>
-            <w:tcW w:type="dxa" w:w="3120"/>
-            <w:tcBorders>
-              <w:top w:val="single" w:color="BBBBBB" w:sz="4"/>
-              <w:left w:val="single" w:color="BBBBBB" w:sz="4"/>
-              <w:bottom w:val="single" w:color="BBBBBB" w:sz="4"/>
-              <w:right w:val="single" w:color="BBBBBB" w:sz="4"/>
-            </w:tcBorders>
-            <w:shd w:fill="F5F8FC" w:val="clear"/>
+              <w:t xml:space="preserve">0.861  [0.784 – 0.938]</w:t>
+            </w:r>
+          </w:p>
+        </w:tc>
+        <w:tc>
+          <w:tcPr>
+            <w:tcW w:type="dxa" w:w="3300"/>
+            <w:tcBorders>
+              <w:top w:val="single" w:color="BBBBBB" w:sz="4"/>
+              <w:left w:val="single" w:color="BBBBBB" w:sz="4"/>
+              <w:bottom w:val="single" w:color="BBBBBB" w:sz="4"/>
+              <w:right w:val="single" w:color="BBBBBB" w:sz="4"/>
+            </w:tcBorders>
+            <w:shd w:fill="FFFFFF" w:val="clear"/>
             <w:tcMar>
               <w:top w:type="dxa" w:w="80"/>
               <w:left w:type="dxa" w:w="140"/>
@@ -2912,47 +3074,13 @@
             <w:r>
               <w:rPr>
                 <w:rFonts w:ascii="Arial" w:cs="Arial" w:eastAsia="Arial" w:hAnsi="Arial"/>
-                <w:b/>
-                <w:bCs/>
-                <w:color w:val="000000"/>
-                <w:sz w:val="22"/>
-                <w:szCs w:val="22"/>
-              </w:rPr>
-              <w:t xml:space="preserve">0.893</w:t>
-            </w:r>
-          </w:p>
-        </w:tc>
-        <w:tc>
-          <w:tcPr>
-            <w:tcW w:type="dxa" w:w="3120"/>
-            <w:tcBorders>
-              <w:top w:val="single" w:color="BBBBBB" w:sz="4"/>
-              <w:left w:val="single" w:color="BBBBBB" w:sz="4"/>
-              <w:bottom w:val="single" w:color="BBBBBB" w:sz="4"/>
-              <w:right w:val="single" w:color="BBBBBB" w:sz="4"/>
-            </w:tcBorders>
-            <w:shd w:fill="F5F8FC" w:val="clear"/>
-            <w:tcMar>
-              <w:top w:type="dxa" w:w="80"/>
-              <w:left w:type="dxa" w:w="140"/>
-              <w:bottom w:type="dxa" w:w="80"/>
-              <w:right w:type="dxa" w:w="140"/>
-            </w:tcMar>
-          </w:tcPr>
-          <w:p>
-            <w:pPr>
-              <w:jc w:val="center"/>
-            </w:pPr>
-            <w:r>
-              <w:rPr>
-                <w:rFonts w:ascii="Arial" w:cs="Arial" w:eastAsia="Arial" w:hAnsi="Arial"/>
-                <w:b w:val="false"/>
-                <w:bCs w:val="false"/>
-                <w:color w:val="000000"/>
-                <w:sz w:val="22"/>
-                <w:szCs w:val="22"/>
-              </w:rPr>
-              <w:t xml:space="preserve">0.764 – 0.983</w:t>
+                <w:b w:val="false"/>
+                <w:bCs w:val="false"/>
+                <w:color w:val="000000"/>
+                <w:sz w:val="22"/>
+                <w:szCs w:val="22"/>
+              </w:rPr>
+              <w:t xml:space="preserve">0.896  [0.799 – 0.963]</w:t>
             </w:r>
           </w:p>
         </w:tc>
@@ -2960,14 +3088,48 @@
       <w:tr>
         <w:tc>
           <w:tcPr>
-            <w:tcW w:type="dxa" w:w="3120"/>
-            <w:tcBorders>
-              <w:top w:val="single" w:color="BBBBBB" w:sz="4"/>
-              <w:left w:val="single" w:color="BBBBBB" w:sz="4"/>
-              <w:bottom w:val="single" w:color="BBBBBB" w:sz="4"/>
-              <w:right w:val="single" w:color="BBBBBB" w:sz="4"/>
-            </w:tcBorders>
-            <w:shd w:fill="FFFFFF" w:val="clear"/>
+            <w:tcW w:type="dxa" w:w="2760"/>
+            <w:tcBorders>
+              <w:top w:val="single" w:color="BBBBBB" w:sz="4"/>
+              <w:left w:val="single" w:color="BBBBBB" w:sz="4"/>
+              <w:bottom w:val="single" w:color="BBBBBB" w:sz="4"/>
+              <w:right w:val="single" w:color="BBBBBB" w:sz="4"/>
+            </w:tcBorders>
+            <w:shd w:fill="F5F8FC" w:val="clear"/>
+            <w:tcMar>
+              <w:top w:type="dxa" w:w="80"/>
+              <w:left w:type="dxa" w:w="140"/>
+              <w:bottom w:type="dxa" w:w="80"/>
+              <w:right w:type="dxa" w:w="140"/>
+            </w:tcMar>
+          </w:tcPr>
+          <w:p>
+            <w:pPr>
+              <w:jc w:val="left"/>
+            </w:pPr>
+            <w:r>
+              <w:rPr>
+                <w:rFonts w:ascii="Arial" w:cs="Arial" w:eastAsia="Arial" w:hAnsi="Arial"/>
+                <w:b w:val="false"/>
+                <w:bCs w:val="false"/>
+                <w:color w:val="000000"/>
+                <w:sz w:val="22"/>
+                <w:szCs w:val="22"/>
+              </w:rPr>
+              <w:t xml:space="preserve">Test Brier</w:t>
+            </w:r>
+          </w:p>
+        </w:tc>
+        <w:tc>
+          <w:tcPr>
+            <w:tcW w:type="dxa" w:w="3300"/>
+            <w:tcBorders>
+              <w:top w:val="single" w:color="BBBBBB" w:sz="4"/>
+              <w:left w:val="single" w:color="BBBBBB" w:sz="4"/>
+              <w:bottom w:val="single" w:color="BBBBBB" w:sz="4"/>
+              <w:right w:val="single" w:color="BBBBBB" w:sz="4"/>
+            </w:tcBorders>
+            <w:shd w:fill="F5F8FC" w:val="clear"/>
             <w:tcMar>
               <w:top w:type="dxa" w:w="80"/>
               <w:left w:type="dxa" w:w="140"/>
@@ -2988,20 +3150,20 @@
                 <w:sz w:val="22"/>
                 <w:szCs w:val="22"/>
               </w:rPr>
-              <w:t xml:space="preserve">Brier score</w:t>
-            </w:r>
-          </w:p>
-        </w:tc>
-        <w:tc>
-          <w:tcPr>
-            <w:tcW w:type="dxa" w:w="3120"/>
-            <w:tcBorders>
-              <w:top w:val="single" w:color="BBBBBB" w:sz="4"/>
-              <w:left w:val="single" w:color="BBBBBB" w:sz="4"/>
-              <w:bottom w:val="single" w:color="BBBBBB" w:sz="4"/>
-              <w:right w:val="single" w:color="BBBBBB" w:sz="4"/>
-            </w:tcBorders>
-            <w:shd w:fill="FFFFFF" w:val="clear"/>
+              <w:t xml:space="preserve">0.154  [0.110 – 0.191]</w:t>
+            </w:r>
+          </w:p>
+        </w:tc>
+        <w:tc>
+          <w:tcPr>
+            <w:tcW w:type="dxa" w:w="3300"/>
+            <w:tcBorders>
+              <w:top w:val="single" w:color="BBBBBB" w:sz="4"/>
+              <w:left w:val="single" w:color="BBBBBB" w:sz="4"/>
+              <w:bottom w:val="single" w:color="BBBBBB" w:sz="4"/>
+              <w:right w:val="single" w:color="BBBBBB" w:sz="4"/>
+            </w:tcBorders>
+            <w:shd w:fill="F5F8FC" w:val="clear"/>
             <w:tcMar>
               <w:top w:type="dxa" w:w="80"/>
               <w:left w:type="dxa" w:w="140"/>
@@ -3022,145 +3184,7 @@
                 <w:sz w:val="22"/>
                 <w:szCs w:val="22"/>
               </w:rPr>
-              <w:t xml:space="preserve">0.115</w:t>
-            </w:r>
-          </w:p>
-        </w:tc>
-        <w:tc>
-          <w:tcPr>
-            <w:tcW w:type="dxa" w:w="3120"/>
-            <w:tcBorders>
-              <w:top w:val="single" w:color="BBBBBB" w:sz="4"/>
-              <w:left w:val="single" w:color="BBBBBB" w:sz="4"/>
-              <w:bottom w:val="single" w:color="BBBBBB" w:sz="4"/>
-              <w:right w:val="single" w:color="BBBBBB" w:sz="4"/>
-            </w:tcBorders>
-            <w:shd w:fill="FFFFFF" w:val="clear"/>
-            <w:tcMar>
-              <w:top w:type="dxa" w:w="80"/>
-              <w:left w:type="dxa" w:w="140"/>
-              <w:bottom w:type="dxa" w:w="80"/>
-              <w:right w:type="dxa" w:w="140"/>
-            </w:tcMar>
-          </w:tcPr>
-          <w:p>
-            <w:pPr>
-              <w:jc w:val="center"/>
-            </w:pPr>
-            <w:r>
-              <w:rPr>
-                <w:rFonts w:ascii="Arial" w:cs="Arial" w:eastAsia="Arial" w:hAnsi="Arial"/>
-                <w:b w:val="false"/>
-                <w:bCs w:val="false"/>
-                <w:color w:val="000000"/>
-                <w:sz w:val="22"/>
-                <w:szCs w:val="22"/>
-              </w:rPr>
-              <w:t xml:space="preserve">n/a</w:t>
-            </w:r>
-          </w:p>
-        </w:tc>
-      </w:tr>
-      <w:tr>
-        <w:tc>
-          <w:tcPr>
-            <w:tcW w:type="dxa" w:w="3120"/>
-            <w:tcBorders>
-              <w:top w:val="single" w:color="BBBBBB" w:sz="4"/>
-              <w:left w:val="single" w:color="BBBBBB" w:sz="4"/>
-              <w:bottom w:val="single" w:color="BBBBBB" w:sz="4"/>
-              <w:right w:val="single" w:color="BBBBBB" w:sz="4"/>
-            </w:tcBorders>
-            <w:shd w:fill="F5F8FC" w:val="clear"/>
-            <w:tcMar>
-              <w:top w:type="dxa" w:w="80"/>
-              <w:left w:type="dxa" w:w="140"/>
-              <w:bottom w:type="dxa" w:w="80"/>
-              <w:right w:type="dxa" w:w="140"/>
-            </w:tcMar>
-          </w:tcPr>
-          <w:p>
-            <w:pPr>
-              <w:jc w:val="center"/>
-            </w:pPr>
-            <w:r>
-              <w:rPr>
-                <w:rFonts w:ascii="Arial" w:cs="Arial" w:eastAsia="Arial" w:hAnsi="Arial"/>
-                <w:b w:val="false"/>
-                <w:bCs w:val="false"/>
-                <w:color w:val="000000"/>
-                <w:sz w:val="22"/>
-                <w:szCs w:val="22"/>
-              </w:rPr>
-              <w:t xml:space="preserve">Test n</w:t>
-            </w:r>
-          </w:p>
-        </w:tc>
-        <w:tc>
-          <w:tcPr>
-            <w:tcW w:type="dxa" w:w="3120"/>
-            <w:tcBorders>
-              <w:top w:val="single" w:color="BBBBBB" w:sz="4"/>
-              <w:left w:val="single" w:color="BBBBBB" w:sz="4"/>
-              <w:bottom w:val="single" w:color="BBBBBB" w:sz="4"/>
-              <w:right w:val="single" w:color="BBBBBB" w:sz="4"/>
-            </w:tcBorders>
-            <w:shd w:fill="F5F8FC" w:val="clear"/>
-            <w:tcMar>
-              <w:top w:type="dxa" w:w="80"/>
-              <w:left w:type="dxa" w:w="140"/>
-              <w:bottom w:type="dxa" w:w="80"/>
-              <w:right w:type="dxa" w:w="140"/>
-            </w:tcMar>
-          </w:tcPr>
-          <w:p>
-            <w:pPr>
-              <w:jc w:val="center"/>
-            </w:pPr>
-            <w:r>
-              <w:rPr>
-                <w:rFonts w:ascii="Arial" w:cs="Arial" w:eastAsia="Arial" w:hAnsi="Arial"/>
-                <w:b w:val="false"/>
-                <w:bCs w:val="false"/>
-                <w:color w:val="000000"/>
-                <w:sz w:val="22"/>
-                <w:szCs w:val="22"/>
-              </w:rPr>
-              <w:t xml:space="preserve">61 (26 converters)</w:t>
-            </w:r>
-          </w:p>
-        </w:tc>
-        <w:tc>
-          <w:tcPr>
-            <w:tcW w:type="dxa" w:w="3120"/>
-            <w:tcBorders>
-              <w:top w:val="single" w:color="BBBBBB" w:sz="4"/>
-              <w:left w:val="single" w:color="BBBBBB" w:sz="4"/>
-              <w:bottom w:val="single" w:color="BBBBBB" w:sz="4"/>
-              <w:right w:val="single" w:color="BBBBBB" w:sz="4"/>
-            </w:tcBorders>
-            <w:shd w:fill="F5F8FC" w:val="clear"/>
-            <w:tcMar>
-              <w:top w:type="dxa" w:w="80"/>
-              <w:left w:type="dxa" w:w="140"/>
-              <w:bottom w:type="dxa" w:w="80"/>
-              <w:right w:type="dxa" w:w="140"/>
-            </w:tcMar>
-          </w:tcPr>
-          <w:p>
-            <w:pPr>
-              <w:jc w:val="center"/>
-            </w:pPr>
-            <w:r>
-              <w:rPr>
-                <w:rFonts w:ascii="Arial" w:cs="Arial" w:eastAsia="Arial" w:hAnsi="Arial"/>
-                <w:b w:val="false"/>
-                <w:bCs w:val="false"/>
-                <w:color w:val="000000"/>
-                <w:sz w:val="22"/>
-                <w:szCs w:val="22"/>
-              </w:rPr>
-              <w:t xml:space="preserve">n/a</w:t>
+              <w:t xml:space="preserve">0.145</w:t>
             </w:r>
           </w:p>
         </w:tc>
@@ -3180,45 +3204,7 @@
           <w:sz w:val="20"/>
           <w:szCs w:val="20"/>
         </w:rPr>
-        <w:t xml:space="preserve">Table 2. Honest test-set performance of the Optuna-tuned XGBoost pipeline (accessed once). Bootstrap CIs from 2,000 replicates.</w:t>
-      </w:r>
-    </w:p>
-    <w:p>
-      <w:pPr>
-        <w:spacing w:after="160" w:before="0" w:line="276"/>
-        <w:jc w:val="both"/>
-      </w:pPr>
-      <w:r>
-        <w:rPr>
-          <w:rFonts w:ascii="Arial" w:cs="Arial" w:eastAsia="Arial" w:hAnsi="Arial"/>
-          <w:sz w:val="24"/>
-          <w:szCs w:val="24"/>
-        </w:rPr>
-        <w:t xml:space="preserve">The wide confidence intervals (AUC CI width: 0.128; AUPRC CI width: 0.219) reflect the small test set (n = 61) and are an honest feature of this cohort size, not a methodological failure. A future study with n &gt; 500 test subjects would narrow these intervals substantially.</w:t>
-      </w:r>
-    </w:p>
-    <w:p>
-      <w:pPr>
-        <w:spacing w:after="160" w:before="0" w:line="276"/>
-        <w:jc w:val="both"/>
-      </w:pPr>
-      <w:r>
-        <w:rPr>
-          <w:rFonts w:ascii="Arial" w:cs="Arial" w:eastAsia="Arial" w:hAnsi="Arial"/>
-          <w:b/>
-          <w:bCs/>
-          <w:sz w:val="24"/>
-          <w:szCs w:val="24"/>
-        </w:rPr>
-        <w:t xml:space="preserve">Calibration. </w:t>
-      </w:r>
-      <w:r>
-        <w:rPr>
-          <w:rFonts w:ascii="Arial" w:cs="Arial" w:eastAsia="Arial" w:hAnsi="Arial"/>
-          <w:sz w:val="24"/>
-          <w:szCs w:val="24"/>
-        </w:rPr>
-        <w:t xml:space="preserve">The reliability diagram (Figure 2) shows that predicted probabilities are reasonably well-calibrated, with observed conversion fractions tracking the mean predicted probability across quantile-binned groups. The Brier score of 0.115 compares favourably to a naive prevalence-based predictor (Brier = prevalence × (1 − prevalence) = 0.246), representing a 53% reduction in mean squared error.</w:t>
+        <w:t xml:space="preserve">Table 2. Split-robust performance. Left: distribution across 200 random stratified subject-level splits with the tuned model held fixed (test n = 61 each). Right: the pre-specified single hold-out split (30 converters), with 2,000-replicate bootstrap CIs. The single-split test AUC (0.881) is the 68th percentile of the distribution.</w:t>
       </w:r>
     </w:p>
     <w:p>
@@ -3229,7 +3215,7 @@
       <w:r>
         <w:drawing>
           <wp:inline distT="0" distB="0" distL="0" distR="0">
-            <wp:extent cx="3810000" cy="4352925"/>
+            <wp:extent cx="4953000" cy="3009900"/>
             <wp:effectExtent t="0" r="0" b="0" l="0"/>
             <wp:docPr id="1" name="" descr="" title=""/>
             <wp:cNvGraphicFramePr>
@@ -3254,7 +3240,7 @@
                   <pic:spPr bwMode="auto">
                     <a:xfrm>
                       <a:off x="0" y="0"/>
-                      <a:ext cx="3810000" cy="4352925"/>
+                      <a:ext cx="4953000" cy="3009900"/>
                     </a:xfrm>
                     <a:prstGeom prst="rect">
                       <a:avLst/>
@@ -3281,7 +3267,21 @@
           <w:sz w:val="20"/>
           <w:szCs w:val="20"/>
         </w:rPr>
-        <w:t xml:space="preserve">Figure 2. Calibration (reliability diagram). Observed conversion fraction versus mean predicted probability across quantile-binned groups, with a histogram of predicted probabilities below. Brier score = 0.115.</w:t>
+        <w:t xml:space="preserve">Figure 2. Split-stability analysis. Distribution of held-out test AUC across 200 random subject-level splits with the tuned model held fixed (test n = 61 each). Mean 0.862, 95% range [0.785, 0.942]. The dashed line marks the pre-specified single split (0.881, 68th percentile).</w:t>
+      </w:r>
+    </w:p>
+    <w:p>
+      <w:pPr>
+        <w:spacing w:after="160" w:before="0" w:line="276"/>
+        <w:jc w:val="both"/>
+      </w:pPr>
+      <w:r>
+        <w:rPr>
+          <w:rFonts w:ascii="Arial" w:cs="Arial" w:eastAsia="Arial" w:hAnsi="Arial"/>
+          <w:sz w:val="24"/>
+          <w:szCs w:val="24"/>
+        </w:rPr>
+        <w:t xml:space="preserve">Across the 200 splits the test AUC was stable (mean 0.862, SD 0.039, 95% range 0.785–0.942), and the cross-validation AUC was tighter still (0.861, 95% range 0.830–0.887). The pre-specified single split gave a test AUC of 0.881, which sits at the 68th percentile of the distribution: a mildly favourable but representative draw. We treat the 200-split range, not any single number, as the honest summary of model performance. Even across many splits the 95% range spans roughly 0.16 AUC, reflecting the small test set (n = 61); a future study with n &gt; 500 test subjects would narrow this substantially.</w:t>
       </w:r>
     </w:p>
     <w:p>
@@ -3297,15 +3297,15 @@
           <w:sz w:val="24"/>
           <w:szCs w:val="24"/>
         </w:rPr>
-        <w:t xml:space="preserve">Clinical utility. </w:t>
-      </w:r>
-      <w:r>
-        <w:rPr>
-          <w:rFonts w:ascii="Arial" w:cs="Arial" w:eastAsia="Arial" w:hAnsi="Arial"/>
-          <w:sz w:val="24"/>
-          <w:szCs w:val="24"/>
-        </w:rPr>
-        <w:t xml:space="preserve">Decision curve analysis (Figure 3) demonstrated that the model provides net clinical benefit over both the treat-all and treat-none strategies across the full range of decision thresholds from 5% to 85%. This means that at any clinically plausible threshold for initiating preventive intervention or trial enrolment, acting on the model’s predictions leads to better expected outcomes, in terms of true positives gained minus false positives weighted by their relative harm, than either treating every MCI patient or treating none.</w:t>
+        <w:t xml:space="preserve">Calibration. </w:t>
+      </w:r>
+      <w:r>
+        <w:rPr>
+          <w:rFonts w:ascii="Arial" w:cs="Arial" w:eastAsia="Arial" w:hAnsi="Arial"/>
+          <w:sz w:val="24"/>
+          <w:szCs w:val="24"/>
+        </w:rPr>
+        <w:t xml:space="preserve">The reliability diagram (Figure 3) shows that predicted probabilities are reasonably well-calibrated, with observed conversion fractions tracking the mean predicted probability across quantile-binned groups. The single-split Brier score of 0.145 compares favourably to a naive prevalence-based predictor (Brier = prevalence × (1 − prevalence) = 0.250), representing a 42% reduction in mean squared error.</w:t>
       </w:r>
     </w:p>
     <w:p>
@@ -3316,7 +3316,7 @@
       <w:r>
         <w:drawing>
           <wp:inline distT="0" distB="0" distL="0" distR="0">
-            <wp:extent cx="4953000" cy="3286125"/>
+            <wp:extent cx="3810000" cy="4352925"/>
             <wp:effectExtent t="0" r="0" b="0" l="0"/>
             <wp:docPr id="1" name="" descr="" title=""/>
             <wp:cNvGraphicFramePr>
@@ -3341,7 +3341,7 @@
                   <pic:spPr bwMode="auto">
                     <a:xfrm>
                       <a:off x="0" y="0"/>
-                      <a:ext cx="4953000" cy="3286125"/>
+                      <a:ext cx="3810000" cy="4352925"/>
                     </a:xfrm>
                     <a:prstGeom prst="rect">
                       <a:avLst/>
@@ -3368,937 +3368,31 @@
           <w:sz w:val="20"/>
           <w:szCs w:val="20"/>
         </w:rPr>
-        <w:t xml:space="preserve">Figure 3. Decision curve analysis. Net benefit of the model versus treat-all and treat-none strategies across decision thresholds from 5% to 85%. The model provides positive net benefit across the full clinically plausible range.</w:t>
-      </w:r>
-    </w:p>
-    <w:p>
-      <w:pPr>
-        <w:pStyle w:val="Heading2"/>
-        <w:spacing w:after="80" w:before="280"/>
+        <w:t xml:space="preserve">Figure 3. Calibration (reliability diagram). Observed conversion fraction versus mean predicted probability across quantile-binned groups, with a histogram of predicted probabilities below. Brier score = 0.145.</w:t>
+      </w:r>
+    </w:p>
+    <w:p>
+      <w:pPr>
+        <w:spacing w:after="160" w:before="0" w:line="276"/>
+        <w:jc w:val="both"/>
       </w:pPr>
       <w:r>
         <w:rPr>
           <w:rFonts w:ascii="Arial" w:cs="Arial" w:eastAsia="Arial" w:hAnsi="Arial"/>
           <w:b/>
           <w:bCs/>
-          <w:sz w:val="26"/>
-          <w:szCs w:val="26"/>
-        </w:rPr>
-        <w:t xml:space="preserve">3.3 Leakage-Tax Ablation</w:t>
-      </w:r>
-    </w:p>
-    <w:p>
-      <w:pPr>
-        <w:spacing w:after="160" w:before="0" w:line="276"/>
-        <w:jc w:val="both"/>
-      </w:pPr>
-      <w:r>
-        <w:rPr>
-          <w:rFonts w:ascii="Arial" w:cs="Arial" w:eastAsia="Arial" w:hAnsi="Arial"/>
-          <w:sz w:val="24"/>
-          <w:szCs w:val="24"/>
-        </w:rPr>
-        <w:t xml:space="preserve">To quantify the AUC inflation attributable to common leakage patterns, we ran three additional pipeline variants on the same cohort and seed using fixed (non-tuned) XGBoost hyperparameters, allowing causal attribution of differences to the leakage design alone. Results are shown in Table 3 and visualised in Figure 4.</w:t>
-      </w:r>
-    </w:p>
-    <w:tbl>
-      <w:tblPr>
-        <w:tblW w:type="dxa" w:w="9360"/>
-        <w:tblBorders>
-          <w:top w:val="single" w:color="auto" w:sz="4"/>
-          <w:left w:val="single" w:color="auto" w:sz="4"/>
-          <w:bottom w:val="single" w:color="auto" w:sz="4"/>
-          <w:right w:val="single" w:color="auto" w:sz="4"/>
-          <w:insideH w:val="single" w:color="auto" w:sz="4"/>
-          <w:insideV w:val="single" w:color="auto" w:sz="4"/>
-        </w:tblBorders>
-      </w:tblPr>
-      <w:tblGrid>
-        <w:gridCol w:w="3600"/>
-        <w:gridCol w:w="1440"/>
-        <w:gridCol w:w="1440"/>
-        <w:gridCol w:w="1440"/>
-        <w:gridCol w:w="1440"/>
-      </w:tblGrid>
-      <w:tr>
-        <w:trPr>
-          <w:tblHeader/>
-        </w:trPr>
-        <w:tc>
-          <w:tcPr>
-            <w:tcW w:type="dxa" w:w="3600"/>
-            <w:tcBorders>
-              <w:top w:val="single" w:color="BBBBBB" w:sz="4"/>
-              <w:left w:val="single" w:color="BBBBBB" w:sz="4"/>
-              <w:bottom w:val="single" w:color="BBBBBB" w:sz="4"/>
-              <w:right w:val="single" w:color="BBBBBB" w:sz="4"/>
-            </w:tcBorders>
-            <w:shd w:fill="E8F0F8" w:val="clear"/>
-            <w:tcMar>
-              <w:top w:type="dxa" w:w="80"/>
-              <w:left w:type="dxa" w:w="140"/>
-              <w:bottom w:type="dxa" w:w="80"/>
-              <w:right w:type="dxa" w:w="140"/>
-            </w:tcMar>
-          </w:tcPr>
-          <w:p>
-            <w:pPr>
-              <w:jc w:val="left"/>
-            </w:pPr>
-            <w:r>
-              <w:rPr>
-                <w:rFonts w:ascii="Arial" w:cs="Arial" w:eastAsia="Arial" w:hAnsi="Arial"/>
-                <w:b/>
-                <w:bCs/>
-                <w:color w:val="000000"/>
-                <w:sz w:val="22"/>
-                <w:szCs w:val="22"/>
-              </w:rPr>
-              <w:t xml:space="preserve">Pipeline</w:t>
-            </w:r>
-          </w:p>
-        </w:tc>
-        <w:tc>
-          <w:tcPr>
-            <w:tcW w:type="dxa" w:w="1440"/>
-            <w:tcBorders>
-              <w:top w:val="single" w:color="BBBBBB" w:sz="4"/>
-              <w:left w:val="single" w:color="BBBBBB" w:sz="4"/>
-              <w:bottom w:val="single" w:color="BBBBBB" w:sz="4"/>
-              <w:right w:val="single" w:color="BBBBBB" w:sz="4"/>
-            </w:tcBorders>
-            <w:shd w:fill="E8F0F8" w:val="clear"/>
-            <w:tcMar>
-              <w:top w:type="dxa" w:w="80"/>
-              <w:left w:type="dxa" w:w="140"/>
-              <w:bottom w:type="dxa" w:w="80"/>
-              <w:right w:type="dxa" w:w="140"/>
-            </w:tcMar>
-          </w:tcPr>
-          <w:p>
-            <w:pPr>
-              <w:jc w:val="center"/>
-            </w:pPr>
-            <w:r>
-              <w:rPr>
-                <w:rFonts w:ascii="Arial" w:cs="Arial" w:eastAsia="Arial" w:hAnsi="Arial"/>
-                <w:b/>
-                <w:bCs/>
-                <w:color w:val="000000"/>
-                <w:sz w:val="22"/>
-                <w:szCs w:val="22"/>
-              </w:rPr>
-              <w:t xml:space="preserve">CV AUC</w:t>
-            </w:r>
-          </w:p>
-        </w:tc>
-        <w:tc>
-          <w:tcPr>
-            <w:tcW w:type="dxa" w:w="1440"/>
-            <w:tcBorders>
-              <w:top w:val="single" w:color="BBBBBB" w:sz="4"/>
-              <w:left w:val="single" w:color="BBBBBB" w:sz="4"/>
-              <w:bottom w:val="single" w:color="BBBBBB" w:sz="4"/>
-              <w:right w:val="single" w:color="BBBBBB" w:sz="4"/>
-            </w:tcBorders>
-            <w:shd w:fill="E8F0F8" w:val="clear"/>
-            <w:tcMar>
-              <w:top w:type="dxa" w:w="80"/>
-              <w:left w:type="dxa" w:w="140"/>
-              <w:bottom w:type="dxa" w:w="80"/>
-              <w:right w:type="dxa" w:w="140"/>
-            </w:tcMar>
-          </w:tcPr>
-          <w:p>
-            <w:pPr>
-              <w:jc w:val="center"/>
-            </w:pPr>
-            <w:r>
-              <w:rPr>
-                <w:rFonts w:ascii="Arial" w:cs="Arial" w:eastAsia="Arial" w:hAnsi="Arial"/>
-                <w:b/>
-                <w:bCs/>
-                <w:color w:val="000000"/>
-                <w:sz w:val="22"/>
-                <w:szCs w:val="22"/>
-              </w:rPr>
-              <w:t xml:space="preserve">Test AUC</w:t>
-            </w:r>
-          </w:p>
-        </w:tc>
-        <w:tc>
-          <w:tcPr>
-            <w:tcW w:type="dxa" w:w="1440"/>
-            <w:tcBorders>
-              <w:top w:val="single" w:color="BBBBBB" w:sz="4"/>
-              <w:left w:val="single" w:color="BBBBBB" w:sz="4"/>
-              <w:bottom w:val="single" w:color="BBBBBB" w:sz="4"/>
-              <w:right w:val="single" w:color="BBBBBB" w:sz="4"/>
-            </w:tcBorders>
-            <w:shd w:fill="E8F0F8" w:val="clear"/>
-            <w:tcMar>
-              <w:top w:type="dxa" w:w="80"/>
-              <w:left w:type="dxa" w:w="140"/>
-              <w:bottom w:type="dxa" w:w="80"/>
-              <w:right w:type="dxa" w:w="140"/>
-            </w:tcMar>
-          </w:tcPr>
-          <w:p>
-            <w:pPr>
-              <w:jc w:val="center"/>
-            </w:pPr>
-            <w:r>
-              <w:rPr>
-                <w:rFonts w:ascii="Arial" w:cs="Arial" w:eastAsia="Arial" w:hAnsi="Arial"/>
-                <w:b/>
-                <w:bCs/>
-                <w:color w:val="000000"/>
-                <w:sz w:val="22"/>
-                <w:szCs w:val="22"/>
-              </w:rPr>
-              <w:t xml:space="preserve">AUPRC</w:t>
-            </w:r>
-          </w:p>
-        </w:tc>
-        <w:tc>
-          <w:tcPr>
-            <w:tcW w:type="dxa" w:w="1440"/>
-            <w:tcBorders>
-              <w:top w:val="single" w:color="BBBBBB" w:sz="4"/>
-              <w:left w:val="single" w:color="BBBBBB" w:sz="4"/>
-              <w:bottom w:val="single" w:color="BBBBBB" w:sz="4"/>
-              <w:right w:val="single" w:color="BBBBBB" w:sz="4"/>
-            </w:tcBorders>
-            <w:shd w:fill="E8F0F8" w:val="clear"/>
-            <w:tcMar>
-              <w:top w:type="dxa" w:w="80"/>
-              <w:left w:type="dxa" w:w="140"/>
-              <w:bottom w:type="dxa" w:w="80"/>
-              <w:right w:type="dxa" w:w="140"/>
-            </w:tcMar>
-          </w:tcPr>
-          <w:p>
-            <w:pPr>
-              <w:jc w:val="center"/>
-            </w:pPr>
-            <w:r>
-              <w:rPr>
-                <w:rFonts w:ascii="Arial" w:cs="Arial" w:eastAsia="Arial" w:hAnsi="Arial"/>
-                <w:b/>
-                <w:bCs/>
-                <w:color w:val="000000"/>
-                <w:sz w:val="22"/>
-                <w:szCs w:val="22"/>
-              </w:rPr>
-              <w:t xml:space="preserve">Brier</w:t>
-            </w:r>
-          </w:p>
-        </w:tc>
-      </w:tr>
-      <w:tr>
-        <w:tc>
-          <w:tcPr>
-            <w:tcW w:type="dxa" w:w="3600"/>
-            <w:tcBorders>
-              <w:top w:val="single" w:color="BBBBBB" w:sz="4"/>
-              <w:left w:val="single" w:color="BBBBBB" w:sz="4"/>
-              <w:bottom w:val="single" w:color="BBBBBB" w:sz="4"/>
-              <w:right w:val="single" w:color="BBBBBB" w:sz="4"/>
-            </w:tcBorders>
-            <w:shd w:fill="E8F5E9" w:val="clear"/>
-            <w:tcMar>
-              <w:top w:type="dxa" w:w="80"/>
-              <w:left w:type="dxa" w:w="140"/>
-              <w:bottom w:type="dxa" w:w="80"/>
-              <w:right w:type="dxa" w:w="140"/>
-            </w:tcMar>
-          </w:tcPr>
-          <w:p>
-            <w:pPr>
-              <w:jc w:val="left"/>
-            </w:pPr>
-            <w:r>
-              <w:rPr>
-                <w:rFonts w:ascii="Arial" w:cs="Arial" w:eastAsia="Arial" w:hAnsi="Arial"/>
-                <w:b w:val="false"/>
-                <w:bCs w:val="false"/>
-                <w:color w:val="000000"/>
-                <w:sz w:val="22"/>
-                <w:szCs w:val="22"/>
-              </w:rPr>
-              <w:t xml:space="preserve">Clean (subject-split, augment + impute inside folds)</w:t>
-            </w:r>
-          </w:p>
-        </w:tc>
-        <w:tc>
-          <w:tcPr>
-            <w:tcW w:type="dxa" w:w="1440"/>
-            <w:tcBorders>
-              <w:top w:val="single" w:color="BBBBBB" w:sz="4"/>
-              <w:left w:val="single" w:color="BBBBBB" w:sz="4"/>
-              <w:bottom w:val="single" w:color="BBBBBB" w:sz="4"/>
-              <w:right w:val="single" w:color="BBBBBB" w:sz="4"/>
-            </w:tcBorders>
-            <w:shd w:fill="E8F5E9" w:val="clear"/>
-            <w:tcMar>
-              <w:top w:type="dxa" w:w="80"/>
-              <w:left w:type="dxa" w:w="140"/>
-              <w:bottom w:type="dxa" w:w="80"/>
-              <w:right w:type="dxa" w:w="140"/>
-            </w:tcMar>
-          </w:tcPr>
-          <w:p>
-            <w:pPr>
-              <w:jc w:val="center"/>
-            </w:pPr>
-            <w:r>
-              <w:rPr>
-                <w:rFonts w:ascii="Arial" w:cs="Arial" w:eastAsia="Arial" w:hAnsi="Arial"/>
-                <w:b w:val="false"/>
-                <w:bCs w:val="false"/>
-                <w:color w:val="000000"/>
-                <w:sz w:val="22"/>
-                <w:szCs w:val="22"/>
-              </w:rPr>
-              <w:t xml:space="preserve">0.787</w:t>
-            </w:r>
-          </w:p>
-        </w:tc>
-        <w:tc>
-          <w:tcPr>
-            <w:tcW w:type="dxa" w:w="1440"/>
-            <w:tcBorders>
-              <w:top w:val="single" w:color="BBBBBB" w:sz="4"/>
-              <w:left w:val="single" w:color="BBBBBB" w:sz="4"/>
-              <w:bottom w:val="single" w:color="BBBBBB" w:sz="4"/>
-              <w:right w:val="single" w:color="BBBBBB" w:sz="4"/>
-            </w:tcBorders>
-            <w:shd w:fill="E8F5E9" w:val="clear"/>
-            <w:tcMar>
-              <w:top w:type="dxa" w:w="80"/>
-              <w:left w:type="dxa" w:w="140"/>
-              <w:bottom w:type="dxa" w:w="80"/>
-              <w:right w:type="dxa" w:w="140"/>
-            </w:tcMar>
-          </w:tcPr>
-          <w:p>
-            <w:pPr>
-              <w:jc w:val="center"/>
-            </w:pPr>
-            <w:r>
-              <w:rPr>
-                <w:rFonts w:ascii="Arial" w:cs="Arial" w:eastAsia="Arial" w:hAnsi="Arial"/>
-                <w:b/>
-                <w:bCs/>
-                <w:color w:val="000000"/>
-                <w:sz w:val="22"/>
-                <w:szCs w:val="22"/>
-              </w:rPr>
-              <w:t xml:space="preserve">0.920</w:t>
-            </w:r>
-          </w:p>
-        </w:tc>
-        <w:tc>
-          <w:tcPr>
-            <w:tcW w:type="dxa" w:w="1440"/>
-            <w:tcBorders>
-              <w:top w:val="single" w:color="BBBBBB" w:sz="4"/>
-              <w:left w:val="single" w:color="BBBBBB" w:sz="4"/>
-              <w:bottom w:val="single" w:color="BBBBBB" w:sz="4"/>
-              <w:right w:val="single" w:color="BBBBBB" w:sz="4"/>
-            </w:tcBorders>
-            <w:shd w:fill="E8F5E9" w:val="clear"/>
-            <w:tcMar>
-              <w:top w:type="dxa" w:w="80"/>
-              <w:left w:type="dxa" w:w="140"/>
-              <w:bottom w:type="dxa" w:w="80"/>
-              <w:right w:type="dxa" w:w="140"/>
-            </w:tcMar>
-          </w:tcPr>
-          <w:p>
-            <w:pPr>
-              <w:jc w:val="center"/>
-            </w:pPr>
-            <w:r>
-              <w:rPr>
-                <w:rFonts w:ascii="Arial" w:cs="Arial" w:eastAsia="Arial" w:hAnsi="Arial"/>
-                <w:b w:val="false"/>
-                <w:bCs w:val="false"/>
-                <w:color w:val="000000"/>
-                <w:sz w:val="22"/>
-                <w:szCs w:val="22"/>
-              </w:rPr>
-              <w:t xml:space="preserve">0.885</w:t>
-            </w:r>
-          </w:p>
-        </w:tc>
-        <w:tc>
-          <w:tcPr>
-            <w:tcW w:type="dxa" w:w="1440"/>
-            <w:tcBorders>
-              <w:top w:val="single" w:color="BBBBBB" w:sz="4"/>
-              <w:left w:val="single" w:color="BBBBBB" w:sz="4"/>
-              <w:bottom w:val="single" w:color="BBBBBB" w:sz="4"/>
-              <w:right w:val="single" w:color="BBBBBB" w:sz="4"/>
-            </w:tcBorders>
-            <w:shd w:fill="E8F5E9" w:val="clear"/>
-            <w:tcMar>
-              <w:top w:type="dxa" w:w="80"/>
-              <w:left w:type="dxa" w:w="140"/>
-              <w:bottom w:type="dxa" w:w="80"/>
-              <w:right w:type="dxa" w:w="140"/>
-            </w:tcMar>
-          </w:tcPr>
-          <w:p>
-            <w:pPr>
-              <w:jc w:val="center"/>
-            </w:pPr>
-            <w:r>
-              <w:rPr>
-                <w:rFonts w:ascii="Arial" w:cs="Arial" w:eastAsia="Arial" w:hAnsi="Arial"/>
-                <w:b w:val="false"/>
-                <w:bCs w:val="false"/>
-                <w:color w:val="000000"/>
-                <w:sz w:val="22"/>
-                <w:szCs w:val="22"/>
-              </w:rPr>
-              <w:t xml:space="preserve">0.118</w:t>
-            </w:r>
-          </w:p>
-        </w:tc>
-      </w:tr>
-      <w:tr>
-        <w:tc>
-          <w:tcPr>
-            <w:tcW w:type="dxa" w:w="3600"/>
-            <w:tcBorders>
-              <w:top w:val="single" w:color="BBBBBB" w:sz="4"/>
-              <w:left w:val="single" w:color="BBBBBB" w:sz="4"/>
-              <w:bottom w:val="single" w:color="BBBBBB" w:sz="4"/>
-              <w:right w:val="single" w:color="BBBBBB" w:sz="4"/>
-            </w:tcBorders>
-            <w:shd w:fill="FFF3E0" w:val="clear"/>
-            <w:tcMar>
-              <w:top w:type="dxa" w:w="80"/>
-              <w:left w:type="dxa" w:w="140"/>
-              <w:bottom w:type="dxa" w:w="80"/>
-              <w:right w:type="dxa" w:w="140"/>
-            </w:tcMar>
-          </w:tcPr>
-          <w:p>
-            <w:pPr>
-              <w:jc w:val="left"/>
-            </w:pPr>
-            <w:r>
-              <w:rPr>
-                <w:rFonts w:ascii="Arial" w:cs="Arial" w:eastAsia="Arial" w:hAnsi="Arial"/>
-                <w:b w:val="false"/>
-                <w:bCs w:val="false"/>
-                <w:color w:val="000000"/>
-                <w:sz w:val="22"/>
-                <w:szCs w:val="22"/>
-              </w:rPr>
-              <w:t xml:space="preserve">Leak A: augment before split + record-level split</w:t>
-            </w:r>
-          </w:p>
-        </w:tc>
-        <w:tc>
-          <w:tcPr>
-            <w:tcW w:type="dxa" w:w="1440"/>
-            <w:tcBorders>
-              <w:top w:val="single" w:color="BBBBBB" w:sz="4"/>
-              <w:left w:val="single" w:color="BBBBBB" w:sz="4"/>
-              <w:bottom w:val="single" w:color="BBBBBB" w:sz="4"/>
-              <w:right w:val="single" w:color="BBBBBB" w:sz="4"/>
-            </w:tcBorders>
-            <w:shd w:fill="FFF3E0" w:val="clear"/>
-            <w:tcMar>
-              <w:top w:type="dxa" w:w="80"/>
-              <w:left w:type="dxa" w:w="140"/>
-              <w:bottom w:type="dxa" w:w="80"/>
-              <w:right w:type="dxa" w:w="140"/>
-            </w:tcMar>
-          </w:tcPr>
-          <w:p>
-            <w:pPr>
-              <w:jc w:val="center"/>
-            </w:pPr>
-            <w:r>
-              <w:rPr>
-                <w:rFonts w:ascii="Arial" w:cs="Arial" w:eastAsia="Arial" w:hAnsi="Arial"/>
-                <w:b/>
-                <w:bCs/>
-                <w:color w:val="C62828"/>
-                <w:sz w:val="22"/>
-                <w:szCs w:val="22"/>
-              </w:rPr>
-              <w:t xml:space="preserve">0.980</w:t>
-            </w:r>
-          </w:p>
-        </w:tc>
-        <w:tc>
-          <w:tcPr>
-            <w:tcW w:type="dxa" w:w="1440"/>
-            <w:tcBorders>
-              <w:top w:val="single" w:color="BBBBBB" w:sz="4"/>
-              <w:left w:val="single" w:color="BBBBBB" w:sz="4"/>
-              <w:bottom w:val="single" w:color="BBBBBB" w:sz="4"/>
-              <w:right w:val="single" w:color="BBBBBB" w:sz="4"/>
-            </w:tcBorders>
-            <w:shd w:fill="FFF3E0" w:val="clear"/>
-            <w:tcMar>
-              <w:top w:type="dxa" w:w="80"/>
-              <w:left w:type="dxa" w:w="140"/>
-              <w:bottom w:type="dxa" w:w="80"/>
-              <w:right w:type="dxa" w:w="140"/>
-            </w:tcMar>
-          </w:tcPr>
-          <w:p>
-            <w:pPr>
-              <w:jc w:val="center"/>
-            </w:pPr>
-            <w:r>
-              <w:rPr>
-                <w:rFonts w:ascii="Arial" w:cs="Arial" w:eastAsia="Arial" w:hAnsi="Arial"/>
-                <w:b w:val="false"/>
-                <w:bCs w:val="false"/>
-                <w:color w:val="000000"/>
-                <w:sz w:val="22"/>
-                <w:szCs w:val="22"/>
-              </w:rPr>
-              <w:t xml:space="preserve">0.976</w:t>
-            </w:r>
-          </w:p>
-        </w:tc>
-        <w:tc>
-          <w:tcPr>
-            <w:tcW w:type="dxa" w:w="1440"/>
-            <w:tcBorders>
-              <w:top w:val="single" w:color="BBBBBB" w:sz="4"/>
-              <w:left w:val="single" w:color="BBBBBB" w:sz="4"/>
-              <w:bottom w:val="single" w:color="BBBBBB" w:sz="4"/>
-              <w:right w:val="single" w:color="BBBBBB" w:sz="4"/>
-            </w:tcBorders>
-            <w:shd w:fill="FFF3E0" w:val="clear"/>
-            <w:tcMar>
-              <w:top w:type="dxa" w:w="80"/>
-              <w:left w:type="dxa" w:w="140"/>
-              <w:bottom w:type="dxa" w:w="80"/>
-              <w:right w:type="dxa" w:w="140"/>
-            </w:tcMar>
-          </w:tcPr>
-          <w:p>
-            <w:pPr>
-              <w:jc w:val="center"/>
-            </w:pPr>
-            <w:r>
-              <w:rPr>
-                <w:rFonts w:ascii="Arial" w:cs="Arial" w:eastAsia="Arial" w:hAnsi="Arial"/>
-                <w:b w:val="false"/>
-                <w:bCs w:val="false"/>
-                <w:color w:val="000000"/>
-                <w:sz w:val="22"/>
-                <w:szCs w:val="22"/>
-              </w:rPr>
-              <w:t xml:space="preserve">0.974</w:t>
-            </w:r>
-          </w:p>
-        </w:tc>
-        <w:tc>
-          <w:tcPr>
-            <w:tcW w:type="dxa" w:w="1440"/>
-            <w:tcBorders>
-              <w:top w:val="single" w:color="BBBBBB" w:sz="4"/>
-              <w:left w:val="single" w:color="BBBBBB" w:sz="4"/>
-              <w:bottom w:val="single" w:color="BBBBBB" w:sz="4"/>
-              <w:right w:val="single" w:color="BBBBBB" w:sz="4"/>
-            </w:tcBorders>
-            <w:shd w:fill="FFF3E0" w:val="clear"/>
-            <w:tcMar>
-              <w:top w:type="dxa" w:w="80"/>
-              <w:left w:type="dxa" w:w="140"/>
-              <w:bottom w:type="dxa" w:w="80"/>
-              <w:right w:type="dxa" w:w="140"/>
-            </w:tcMar>
-          </w:tcPr>
-          <w:p>
-            <w:pPr>
-              <w:jc w:val="center"/>
-            </w:pPr>
-            <w:r>
-              <w:rPr>
-                <w:rFonts w:ascii="Arial" w:cs="Arial" w:eastAsia="Arial" w:hAnsi="Arial"/>
-                <w:b w:val="false"/>
-                <w:bCs w:val="false"/>
-                <w:color w:val="000000"/>
-                <w:sz w:val="22"/>
-                <w:szCs w:val="22"/>
-              </w:rPr>
-              <w:t xml:space="preserve">0.064</w:t>
-            </w:r>
-          </w:p>
-        </w:tc>
-      </w:tr>
-      <w:tr>
-        <w:tc>
-          <w:tcPr>
-            <w:tcW w:type="dxa" w:w="3600"/>
-            <w:tcBorders>
-              <w:top w:val="single" w:color="BBBBBB" w:sz="4"/>
-              <w:left w:val="single" w:color="BBBBBB" w:sz="4"/>
-              <w:bottom w:val="single" w:color="BBBBBB" w:sz="4"/>
-              <w:right w:val="single" w:color="BBBBBB" w:sz="4"/>
-            </w:tcBorders>
-            <w:shd w:fill="FFFFFF" w:val="clear"/>
-            <w:tcMar>
-              <w:top w:type="dxa" w:w="80"/>
-              <w:left w:type="dxa" w:w="140"/>
-              <w:bottom w:type="dxa" w:w="80"/>
-              <w:right w:type="dxa" w:w="140"/>
-            </w:tcMar>
-          </w:tcPr>
-          <w:p>
-            <w:pPr>
-              <w:jc w:val="left"/>
-            </w:pPr>
-            <w:r>
-              <w:rPr>
-                <w:rFonts w:ascii="Arial" w:cs="Arial" w:eastAsia="Arial" w:hAnsi="Arial"/>
-                <w:b w:val="false"/>
-                <w:bCs w:val="false"/>
-                <w:color w:val="000000"/>
-                <w:sz w:val="22"/>
-                <w:szCs w:val="22"/>
-              </w:rPr>
-              <w:t xml:space="preserve">Leak B: impute on combined train+test before CV</w:t>
-            </w:r>
-          </w:p>
-        </w:tc>
-        <w:tc>
-          <w:tcPr>
-            <w:tcW w:type="dxa" w:w="1440"/>
-            <w:tcBorders>
-              <w:top w:val="single" w:color="BBBBBB" w:sz="4"/>
-              <w:left w:val="single" w:color="BBBBBB" w:sz="4"/>
-              <w:bottom w:val="single" w:color="BBBBBB" w:sz="4"/>
-              <w:right w:val="single" w:color="BBBBBB" w:sz="4"/>
-            </w:tcBorders>
-            <w:shd w:fill="FFFFFF" w:val="clear"/>
-            <w:tcMar>
-              <w:top w:type="dxa" w:w="80"/>
-              <w:left w:type="dxa" w:w="140"/>
-              <w:bottom w:type="dxa" w:w="80"/>
-              <w:right w:type="dxa" w:w="140"/>
-            </w:tcMar>
-          </w:tcPr>
-          <w:p>
-            <w:pPr>
-              <w:jc w:val="center"/>
-            </w:pPr>
-            <w:r>
-              <w:rPr>
-                <w:rFonts w:ascii="Arial" w:cs="Arial" w:eastAsia="Arial" w:hAnsi="Arial"/>
-                <w:b w:val="false"/>
-                <w:bCs w:val="false"/>
-                <w:color w:val="000000"/>
-                <w:sz w:val="22"/>
-                <w:szCs w:val="22"/>
-              </w:rPr>
-              <w:t xml:space="preserve">0.796</w:t>
-            </w:r>
-          </w:p>
-        </w:tc>
-        <w:tc>
-          <w:tcPr>
-            <w:tcW w:type="dxa" w:w="1440"/>
-            <w:tcBorders>
-              <w:top w:val="single" w:color="BBBBBB" w:sz="4"/>
-              <w:left w:val="single" w:color="BBBBBB" w:sz="4"/>
-              <w:bottom w:val="single" w:color="BBBBBB" w:sz="4"/>
-              <w:right w:val="single" w:color="BBBBBB" w:sz="4"/>
-            </w:tcBorders>
-            <w:shd w:fill="FFFFFF" w:val="clear"/>
-            <w:tcMar>
-              <w:top w:type="dxa" w:w="80"/>
-              <w:left w:type="dxa" w:w="140"/>
-              <w:bottom w:type="dxa" w:w="80"/>
-              <w:right w:type="dxa" w:w="140"/>
-            </w:tcMar>
-          </w:tcPr>
-          <w:p>
-            <w:pPr>
-              <w:jc w:val="center"/>
-            </w:pPr>
-            <w:r>
-              <w:rPr>
-                <w:rFonts w:ascii="Arial" w:cs="Arial" w:eastAsia="Arial" w:hAnsi="Arial"/>
-                <w:b w:val="false"/>
-                <w:bCs w:val="false"/>
-                <w:color w:val="000000"/>
-                <w:sz w:val="22"/>
-                <w:szCs w:val="22"/>
-              </w:rPr>
-              <w:t xml:space="preserve">0.924</w:t>
-            </w:r>
-          </w:p>
-        </w:tc>
-        <w:tc>
-          <w:tcPr>
-            <w:tcW w:type="dxa" w:w="1440"/>
-            <w:tcBorders>
-              <w:top w:val="single" w:color="BBBBBB" w:sz="4"/>
-              <w:left w:val="single" w:color="BBBBBB" w:sz="4"/>
-              <w:bottom w:val="single" w:color="BBBBBB" w:sz="4"/>
-              <w:right w:val="single" w:color="BBBBBB" w:sz="4"/>
-            </w:tcBorders>
-            <w:shd w:fill="FFFFFF" w:val="clear"/>
-            <w:tcMar>
-              <w:top w:type="dxa" w:w="80"/>
-              <w:left w:type="dxa" w:w="140"/>
-              <w:bottom w:type="dxa" w:w="80"/>
-              <w:right w:type="dxa" w:w="140"/>
-            </w:tcMar>
-          </w:tcPr>
-          <w:p>
-            <w:pPr>
-              <w:jc w:val="center"/>
-            </w:pPr>
-            <w:r>
-              <w:rPr>
-                <w:rFonts w:ascii="Arial" w:cs="Arial" w:eastAsia="Arial" w:hAnsi="Arial"/>
-                <w:b w:val="false"/>
-                <w:bCs w:val="false"/>
-                <w:color w:val="000000"/>
-                <w:sz w:val="22"/>
-                <w:szCs w:val="22"/>
-              </w:rPr>
-              <w:t xml:space="preserve">0.887</w:t>
-            </w:r>
-          </w:p>
-        </w:tc>
-        <w:tc>
-          <w:tcPr>
-            <w:tcW w:type="dxa" w:w="1440"/>
-            <w:tcBorders>
-              <w:top w:val="single" w:color="BBBBBB" w:sz="4"/>
-              <w:left w:val="single" w:color="BBBBBB" w:sz="4"/>
-              <w:bottom w:val="single" w:color="BBBBBB" w:sz="4"/>
-              <w:right w:val="single" w:color="BBBBBB" w:sz="4"/>
-            </w:tcBorders>
-            <w:shd w:fill="FFFFFF" w:val="clear"/>
-            <w:tcMar>
-              <w:top w:type="dxa" w:w="80"/>
-              <w:left w:type="dxa" w:w="140"/>
-              <w:bottom w:type="dxa" w:w="80"/>
-              <w:right w:type="dxa" w:w="140"/>
-            </w:tcMar>
-          </w:tcPr>
-          <w:p>
-            <w:pPr>
-              <w:jc w:val="center"/>
-            </w:pPr>
-            <w:r>
-              <w:rPr>
-                <w:rFonts w:ascii="Arial" w:cs="Arial" w:eastAsia="Arial" w:hAnsi="Arial"/>
-                <w:b w:val="false"/>
-                <w:bCs w:val="false"/>
-                <w:color w:val="000000"/>
-                <w:sz w:val="22"/>
-                <w:szCs w:val="22"/>
-              </w:rPr>
-              <w:t xml:space="preserve">0.115</w:t>
-            </w:r>
-          </w:p>
-        </w:tc>
-      </w:tr>
-      <w:tr>
-        <w:tc>
-          <w:tcPr>
-            <w:tcW w:type="dxa" w:w="3600"/>
-            <w:tcBorders>
-              <w:top w:val="single" w:color="BBBBBB" w:sz="4"/>
-              <w:left w:val="single" w:color="BBBBBB" w:sz="4"/>
-              <w:bottom w:val="single" w:color="BBBBBB" w:sz="4"/>
-              <w:right w:val="single" w:color="BBBBBB" w:sz="4"/>
-            </w:tcBorders>
-            <w:shd w:fill="FFF3E0" w:val="clear"/>
-            <w:tcMar>
-              <w:top w:type="dxa" w:w="80"/>
-              <w:left w:type="dxa" w:w="140"/>
-              <w:bottom w:type="dxa" w:w="80"/>
-              <w:right w:type="dxa" w:w="140"/>
-            </w:tcMar>
-          </w:tcPr>
-          <w:p>
-            <w:pPr>
-              <w:jc w:val="left"/>
-            </w:pPr>
-            <w:r>
-              <w:rPr>
-                <w:rFonts w:ascii="Arial" w:cs="Arial" w:eastAsia="Arial" w:hAnsi="Arial"/>
-                <w:b w:val="false"/>
-                <w:bCs w:val="false"/>
-                <w:color w:val="000000"/>
-                <w:sz w:val="22"/>
-                <w:szCs w:val="22"/>
-              </w:rPr>
-              <w:t xml:space="preserve">Leak A+B: both patterns combined</w:t>
-            </w:r>
-          </w:p>
-        </w:tc>
-        <w:tc>
-          <w:tcPr>
-            <w:tcW w:type="dxa" w:w="1440"/>
-            <w:tcBorders>
-              <w:top w:val="single" w:color="BBBBBB" w:sz="4"/>
-              <w:left w:val="single" w:color="BBBBBB" w:sz="4"/>
-              <w:bottom w:val="single" w:color="BBBBBB" w:sz="4"/>
-              <w:right w:val="single" w:color="BBBBBB" w:sz="4"/>
-            </w:tcBorders>
-            <w:shd w:fill="FFF3E0" w:val="clear"/>
-            <w:tcMar>
-              <w:top w:type="dxa" w:w="80"/>
-              <w:left w:type="dxa" w:w="140"/>
-              <w:bottom w:type="dxa" w:w="80"/>
-              <w:right w:type="dxa" w:w="140"/>
-            </w:tcMar>
-          </w:tcPr>
-          <w:p>
-            <w:pPr>
-              <w:jc w:val="center"/>
-            </w:pPr>
-            <w:r>
-              <w:rPr>
-                <w:rFonts w:ascii="Arial" w:cs="Arial" w:eastAsia="Arial" w:hAnsi="Arial"/>
-                <w:b/>
-                <w:bCs/>
-                <w:color w:val="C62828"/>
-                <w:sz w:val="22"/>
-                <w:szCs w:val="22"/>
-              </w:rPr>
-              <w:t xml:space="preserve">0.978</w:t>
-            </w:r>
-          </w:p>
-        </w:tc>
-        <w:tc>
-          <w:tcPr>
-            <w:tcW w:type="dxa" w:w="1440"/>
-            <w:tcBorders>
-              <w:top w:val="single" w:color="BBBBBB" w:sz="4"/>
-              <w:left w:val="single" w:color="BBBBBB" w:sz="4"/>
-              <w:bottom w:val="single" w:color="BBBBBB" w:sz="4"/>
-              <w:right w:val="single" w:color="BBBBBB" w:sz="4"/>
-            </w:tcBorders>
-            <w:shd w:fill="FFF3E0" w:val="clear"/>
-            <w:tcMar>
-              <w:top w:type="dxa" w:w="80"/>
-              <w:left w:type="dxa" w:w="140"/>
-              <w:bottom w:type="dxa" w:w="80"/>
-              <w:right w:type="dxa" w:w="140"/>
-            </w:tcMar>
-          </w:tcPr>
-          <w:p>
-            <w:pPr>
-              <w:jc w:val="center"/>
-            </w:pPr>
-            <w:r>
-              <w:rPr>
-                <w:rFonts w:ascii="Arial" w:cs="Arial" w:eastAsia="Arial" w:hAnsi="Arial"/>
-                <w:b w:val="false"/>
-                <w:bCs w:val="false"/>
-                <w:color w:val="000000"/>
-                <w:sz w:val="22"/>
-                <w:szCs w:val="22"/>
-              </w:rPr>
-              <w:t xml:space="preserve">0.964</w:t>
-            </w:r>
-          </w:p>
-        </w:tc>
-        <w:tc>
-          <w:tcPr>
-            <w:tcW w:type="dxa" w:w="1440"/>
-            <w:tcBorders>
-              <w:top w:val="single" w:color="BBBBBB" w:sz="4"/>
-              <w:left w:val="single" w:color="BBBBBB" w:sz="4"/>
-              <w:bottom w:val="single" w:color="BBBBBB" w:sz="4"/>
-              <w:right w:val="single" w:color="BBBBBB" w:sz="4"/>
-            </w:tcBorders>
-            <w:shd w:fill="FFF3E0" w:val="clear"/>
-            <w:tcMar>
-              <w:top w:type="dxa" w:w="80"/>
-              <w:left w:type="dxa" w:w="140"/>
-              <w:bottom w:type="dxa" w:w="80"/>
-              <w:right w:type="dxa" w:w="140"/>
-            </w:tcMar>
-          </w:tcPr>
-          <w:p>
-            <w:pPr>
-              <w:jc w:val="center"/>
-            </w:pPr>
-            <w:r>
-              <w:rPr>
-                <w:rFonts w:ascii="Arial" w:cs="Arial" w:eastAsia="Arial" w:hAnsi="Arial"/>
-                <w:b w:val="false"/>
-                <w:bCs w:val="false"/>
-                <w:color w:val="000000"/>
-                <w:sz w:val="22"/>
-                <w:szCs w:val="22"/>
-              </w:rPr>
-              <w:t xml:space="preserve">0.963</w:t>
-            </w:r>
-          </w:p>
-        </w:tc>
-        <w:tc>
-          <w:tcPr>
-            <w:tcW w:type="dxa" w:w="1440"/>
-            <w:tcBorders>
-              <w:top w:val="single" w:color="BBBBBB" w:sz="4"/>
-              <w:left w:val="single" w:color="BBBBBB" w:sz="4"/>
-              <w:bottom w:val="single" w:color="BBBBBB" w:sz="4"/>
-              <w:right w:val="single" w:color="BBBBBB" w:sz="4"/>
-            </w:tcBorders>
-            <w:shd w:fill="FFF3E0" w:val="clear"/>
-            <w:tcMar>
-              <w:top w:type="dxa" w:w="80"/>
-              <w:left w:type="dxa" w:w="140"/>
-              <w:bottom w:type="dxa" w:w="80"/>
-              <w:right w:type="dxa" w:w="140"/>
-            </w:tcMar>
-          </w:tcPr>
-          <w:p>
-            <w:pPr>
-              <w:jc w:val="center"/>
-            </w:pPr>
-            <w:r>
-              <w:rPr>
-                <w:rFonts w:ascii="Arial" w:cs="Arial" w:eastAsia="Arial" w:hAnsi="Arial"/>
-                <w:b w:val="false"/>
-                <w:bCs w:val="false"/>
-                <w:color w:val="000000"/>
-                <w:sz w:val="22"/>
-                <w:szCs w:val="22"/>
-              </w:rPr>
-              <w:t xml:space="preserve">0.075</w:t>
-            </w:r>
-          </w:p>
-        </w:tc>
-      </w:tr>
-    </w:tbl>
-    <w:p>
-      <w:pPr>
-        <w:spacing w:after="240" w:before="80"/>
-        <w:jc w:val="left"/>
-      </w:pPr>
-      <w:r>
-        <w:rPr>
-          <w:rFonts w:ascii="Arial" w:cs="Arial" w:eastAsia="Arial" w:hAnsi="Arial"/>
-          <w:i/>
-          <w:iCs/>
-          <w:color w:val="555555"/>
-          <w:sz w:val="20"/>
-          <w:szCs w:val="20"/>
-        </w:rPr>
-        <w:t xml:space="preserve">Table 3. Leakage-tax ablation. All variants use identical default XGBoost hyperparameters and the same cohort/seed. Orange rows are leaky pipelines. CV AUC is what a leaky paper would report; Test AUC is the honest held-out result. Leak A CV AUC of 0.980 is consistent with the inflated CV AUC (near 0.997) produced by the pre-refactor notebook.</w:t>
+          <w:sz w:val="24"/>
+          <w:szCs w:val="24"/>
+        </w:rPr>
+        <w:t xml:space="preserve">Clinical utility. </w:t>
+      </w:r>
+      <w:r>
+        <w:rPr>
+          <w:rFonts w:ascii="Arial" w:cs="Arial" w:eastAsia="Arial" w:hAnsi="Arial"/>
+          <w:sz w:val="24"/>
+          <w:szCs w:val="24"/>
+        </w:rPr>
+        <w:t xml:space="preserve">Decision curve analysis (Figure 4) demonstrated that the model provides net clinical benefit over both the treat-all and treat-none strategies across the full range of decision thresholds from 5% to 85%. This means that at any clinically plausible threshold for initiating preventive intervention or trial enrolment, acting on the model’s predictions leads to better expected outcomes, in terms of true positives gained minus false positives weighted by their relative harm, than either treating every MCI patient or treating none.</w:t>
       </w:r>
     </w:p>
     <w:p>
@@ -4309,7 +3403,7 @@
       <w:r>
         <w:drawing>
           <wp:inline distT="0" distB="0" distL="0" distR="0">
-            <wp:extent cx="5524500" cy="2333625"/>
+            <wp:extent cx="4953000" cy="3286125"/>
             <wp:effectExtent t="0" r="0" b="0" l="0"/>
             <wp:docPr id="1" name="" descr="" title=""/>
             <wp:cNvGraphicFramePr>
@@ -4334,6 +3428,999 @@
                   <pic:spPr bwMode="auto">
                     <a:xfrm>
                       <a:off x="0" y="0"/>
+                      <a:ext cx="4953000" cy="3286125"/>
+                    </a:xfrm>
+                    <a:prstGeom prst="rect">
+                      <a:avLst/>
+                    </a:prstGeom>
+                  </pic:spPr>
+                </pic:pic>
+              </a:graphicData>
+            </a:graphic>
+          </wp:inline>
+        </w:drawing>
+      </w:r>
+    </w:p>
+    <w:p>
+      <w:pPr>
+        <w:spacing w:after="260" w:before="40"/>
+        <w:jc w:val="center"/>
+      </w:pPr>
+      <w:r>
+        <w:rPr>
+          <w:rFonts w:ascii="Arial" w:cs="Arial" w:eastAsia="Arial" w:hAnsi="Arial"/>
+          <w:i/>
+          <w:iCs/>
+          <w:color w:val="555555"/>
+          <w:sz w:val="20"/>
+          <w:szCs w:val="20"/>
+        </w:rPr>
+        <w:t xml:space="preserve">Figure 4. Decision curve analysis. Net benefit of the model versus treat-all and treat-none strategies across decision thresholds from 5% to 85%. The model provides positive net benefit across the full clinically plausible range.</w:t>
+      </w:r>
+    </w:p>
+    <w:p>
+      <w:pPr>
+        <w:pStyle w:val="Heading2"/>
+        <w:spacing w:after="80" w:before="280"/>
+      </w:pPr>
+      <w:r>
+        <w:rPr>
+          <w:rFonts w:ascii="Arial" w:cs="Arial" w:eastAsia="Arial" w:hAnsi="Arial"/>
+          <w:b/>
+          <w:bCs/>
+          <w:sz w:val="26"/>
+          <w:szCs w:val="26"/>
+        </w:rPr>
+        <w:t xml:space="preserve">3.3 Leakage-Tax Ablation</w:t>
+      </w:r>
+    </w:p>
+    <w:p>
+      <w:pPr>
+        <w:spacing w:after="160" w:before="0" w:line="276"/>
+        <w:jc w:val="both"/>
+      </w:pPr>
+      <w:r>
+        <w:rPr>
+          <w:rFonts w:ascii="Arial" w:cs="Arial" w:eastAsia="Arial" w:hAnsi="Arial"/>
+          <w:sz w:val="24"/>
+          <w:szCs w:val="24"/>
+        </w:rPr>
+        <w:t xml:space="preserve">To quantify the AUC inflation attributable to common leakage patterns, we ran three additional pipeline variants on the same cohort and seed using fixed (non-tuned) XGBoost hyperparameters, allowing causal attribution of differences to the leakage design alone. Results are shown in Table 3 and visualised in Figure 5.</w:t>
+      </w:r>
+    </w:p>
+    <w:tbl>
+      <w:tblPr>
+        <w:tblW w:type="dxa" w:w="9360"/>
+        <w:tblBorders>
+          <w:top w:val="single" w:color="auto" w:sz="4"/>
+          <w:left w:val="single" w:color="auto" w:sz="4"/>
+          <w:bottom w:val="single" w:color="auto" w:sz="4"/>
+          <w:right w:val="single" w:color="auto" w:sz="4"/>
+          <w:insideH w:val="single" w:color="auto" w:sz="4"/>
+          <w:insideV w:val="single" w:color="auto" w:sz="4"/>
+        </w:tblBorders>
+      </w:tblPr>
+      <w:tblGrid>
+        <w:gridCol w:w="3600"/>
+        <w:gridCol w:w="1440"/>
+        <w:gridCol w:w="1440"/>
+        <w:gridCol w:w="1440"/>
+        <w:gridCol w:w="1440"/>
+      </w:tblGrid>
+      <w:tr>
+        <w:trPr>
+          <w:tblHeader/>
+        </w:trPr>
+        <w:tc>
+          <w:tcPr>
+            <w:tcW w:type="dxa" w:w="3600"/>
+            <w:tcBorders>
+              <w:top w:val="single" w:color="BBBBBB" w:sz="4"/>
+              <w:left w:val="single" w:color="BBBBBB" w:sz="4"/>
+              <w:bottom w:val="single" w:color="BBBBBB" w:sz="4"/>
+              <w:right w:val="single" w:color="BBBBBB" w:sz="4"/>
+            </w:tcBorders>
+            <w:shd w:fill="E8F0F8" w:val="clear"/>
+            <w:tcMar>
+              <w:top w:type="dxa" w:w="80"/>
+              <w:left w:type="dxa" w:w="140"/>
+              <w:bottom w:type="dxa" w:w="80"/>
+              <w:right w:type="dxa" w:w="140"/>
+            </w:tcMar>
+          </w:tcPr>
+          <w:p>
+            <w:pPr>
+              <w:jc w:val="left"/>
+            </w:pPr>
+            <w:r>
+              <w:rPr>
+                <w:rFonts w:ascii="Arial" w:cs="Arial" w:eastAsia="Arial" w:hAnsi="Arial"/>
+                <w:b/>
+                <w:bCs/>
+                <w:color w:val="000000"/>
+                <w:sz w:val="22"/>
+                <w:szCs w:val="22"/>
+              </w:rPr>
+              <w:t xml:space="preserve">Pipeline</w:t>
+            </w:r>
+          </w:p>
+        </w:tc>
+        <w:tc>
+          <w:tcPr>
+            <w:tcW w:type="dxa" w:w="1440"/>
+            <w:tcBorders>
+              <w:top w:val="single" w:color="BBBBBB" w:sz="4"/>
+              <w:left w:val="single" w:color="BBBBBB" w:sz="4"/>
+              <w:bottom w:val="single" w:color="BBBBBB" w:sz="4"/>
+              <w:right w:val="single" w:color="BBBBBB" w:sz="4"/>
+            </w:tcBorders>
+            <w:shd w:fill="E8F0F8" w:val="clear"/>
+            <w:tcMar>
+              <w:top w:type="dxa" w:w="80"/>
+              <w:left w:type="dxa" w:w="140"/>
+              <w:bottom w:type="dxa" w:w="80"/>
+              <w:right w:type="dxa" w:w="140"/>
+            </w:tcMar>
+          </w:tcPr>
+          <w:p>
+            <w:pPr>
+              <w:jc w:val="center"/>
+            </w:pPr>
+            <w:r>
+              <w:rPr>
+                <w:rFonts w:ascii="Arial" w:cs="Arial" w:eastAsia="Arial" w:hAnsi="Arial"/>
+                <w:b/>
+                <w:bCs/>
+                <w:color w:val="000000"/>
+                <w:sz w:val="22"/>
+                <w:szCs w:val="22"/>
+              </w:rPr>
+              <w:t xml:space="preserve">CV AUC</w:t>
+            </w:r>
+          </w:p>
+        </w:tc>
+        <w:tc>
+          <w:tcPr>
+            <w:tcW w:type="dxa" w:w="1440"/>
+            <w:tcBorders>
+              <w:top w:val="single" w:color="BBBBBB" w:sz="4"/>
+              <w:left w:val="single" w:color="BBBBBB" w:sz="4"/>
+              <w:bottom w:val="single" w:color="BBBBBB" w:sz="4"/>
+              <w:right w:val="single" w:color="BBBBBB" w:sz="4"/>
+            </w:tcBorders>
+            <w:shd w:fill="E8F0F8" w:val="clear"/>
+            <w:tcMar>
+              <w:top w:type="dxa" w:w="80"/>
+              <w:left w:type="dxa" w:w="140"/>
+              <w:bottom w:type="dxa" w:w="80"/>
+              <w:right w:type="dxa" w:w="140"/>
+            </w:tcMar>
+          </w:tcPr>
+          <w:p>
+            <w:pPr>
+              <w:jc w:val="center"/>
+            </w:pPr>
+            <w:r>
+              <w:rPr>
+                <w:rFonts w:ascii="Arial" w:cs="Arial" w:eastAsia="Arial" w:hAnsi="Arial"/>
+                <w:b/>
+                <w:bCs/>
+                <w:color w:val="000000"/>
+                <w:sz w:val="22"/>
+                <w:szCs w:val="22"/>
+              </w:rPr>
+              <w:t xml:space="preserve">Test AUC</w:t>
+            </w:r>
+          </w:p>
+        </w:tc>
+        <w:tc>
+          <w:tcPr>
+            <w:tcW w:type="dxa" w:w="1440"/>
+            <w:tcBorders>
+              <w:top w:val="single" w:color="BBBBBB" w:sz="4"/>
+              <w:left w:val="single" w:color="BBBBBB" w:sz="4"/>
+              <w:bottom w:val="single" w:color="BBBBBB" w:sz="4"/>
+              <w:right w:val="single" w:color="BBBBBB" w:sz="4"/>
+            </w:tcBorders>
+            <w:shd w:fill="E8F0F8" w:val="clear"/>
+            <w:tcMar>
+              <w:top w:type="dxa" w:w="80"/>
+              <w:left w:type="dxa" w:w="140"/>
+              <w:bottom w:type="dxa" w:w="80"/>
+              <w:right w:type="dxa" w:w="140"/>
+            </w:tcMar>
+          </w:tcPr>
+          <w:p>
+            <w:pPr>
+              <w:jc w:val="center"/>
+            </w:pPr>
+            <w:r>
+              <w:rPr>
+                <w:rFonts w:ascii="Arial" w:cs="Arial" w:eastAsia="Arial" w:hAnsi="Arial"/>
+                <w:b/>
+                <w:bCs/>
+                <w:color w:val="000000"/>
+                <w:sz w:val="22"/>
+                <w:szCs w:val="22"/>
+              </w:rPr>
+              <w:t xml:space="preserve">AUPRC</w:t>
+            </w:r>
+          </w:p>
+        </w:tc>
+        <w:tc>
+          <w:tcPr>
+            <w:tcW w:type="dxa" w:w="1440"/>
+            <w:tcBorders>
+              <w:top w:val="single" w:color="BBBBBB" w:sz="4"/>
+              <w:left w:val="single" w:color="BBBBBB" w:sz="4"/>
+              <w:bottom w:val="single" w:color="BBBBBB" w:sz="4"/>
+              <w:right w:val="single" w:color="BBBBBB" w:sz="4"/>
+            </w:tcBorders>
+            <w:shd w:fill="E8F0F8" w:val="clear"/>
+            <w:tcMar>
+              <w:top w:type="dxa" w:w="80"/>
+              <w:left w:type="dxa" w:w="140"/>
+              <w:bottom w:type="dxa" w:w="80"/>
+              <w:right w:type="dxa" w:w="140"/>
+            </w:tcMar>
+          </w:tcPr>
+          <w:p>
+            <w:pPr>
+              <w:jc w:val="center"/>
+            </w:pPr>
+            <w:r>
+              <w:rPr>
+                <w:rFonts w:ascii="Arial" w:cs="Arial" w:eastAsia="Arial" w:hAnsi="Arial"/>
+                <w:b/>
+                <w:bCs/>
+                <w:color w:val="000000"/>
+                <w:sz w:val="22"/>
+                <w:szCs w:val="22"/>
+              </w:rPr>
+              <w:t xml:space="preserve">Brier</w:t>
+            </w:r>
+          </w:p>
+        </w:tc>
+      </w:tr>
+      <w:tr>
+        <w:tc>
+          <w:tcPr>
+            <w:tcW w:type="dxa" w:w="3600"/>
+            <w:tcBorders>
+              <w:top w:val="single" w:color="BBBBBB" w:sz="4"/>
+              <w:left w:val="single" w:color="BBBBBB" w:sz="4"/>
+              <w:bottom w:val="single" w:color="BBBBBB" w:sz="4"/>
+              <w:right w:val="single" w:color="BBBBBB" w:sz="4"/>
+            </w:tcBorders>
+            <w:shd w:fill="E8F5E9" w:val="clear"/>
+            <w:tcMar>
+              <w:top w:type="dxa" w:w="80"/>
+              <w:left w:type="dxa" w:w="140"/>
+              <w:bottom w:type="dxa" w:w="80"/>
+              <w:right w:type="dxa" w:w="140"/>
+            </w:tcMar>
+          </w:tcPr>
+          <w:p>
+            <w:pPr>
+              <w:jc w:val="left"/>
+            </w:pPr>
+            <w:r>
+              <w:rPr>
+                <w:rFonts w:ascii="Arial" w:cs="Arial" w:eastAsia="Arial" w:hAnsi="Arial"/>
+                <w:b w:val="false"/>
+                <w:bCs w:val="false"/>
+                <w:color w:val="000000"/>
+                <w:sz w:val="22"/>
+                <w:szCs w:val="22"/>
+              </w:rPr>
+              <w:t xml:space="preserve">Clean (subject-split, augment + impute inside folds)</w:t>
+            </w:r>
+          </w:p>
+        </w:tc>
+        <w:tc>
+          <w:tcPr>
+            <w:tcW w:type="dxa" w:w="1440"/>
+            <w:tcBorders>
+              <w:top w:val="single" w:color="BBBBBB" w:sz="4"/>
+              <w:left w:val="single" w:color="BBBBBB" w:sz="4"/>
+              <w:bottom w:val="single" w:color="BBBBBB" w:sz="4"/>
+              <w:right w:val="single" w:color="BBBBBB" w:sz="4"/>
+            </w:tcBorders>
+            <w:shd w:fill="E8F5E9" w:val="clear"/>
+            <w:tcMar>
+              <w:top w:type="dxa" w:w="80"/>
+              <w:left w:type="dxa" w:w="140"/>
+              <w:bottom w:type="dxa" w:w="80"/>
+              <w:right w:type="dxa" w:w="140"/>
+            </w:tcMar>
+          </w:tcPr>
+          <w:p>
+            <w:pPr>
+              <w:jc w:val="center"/>
+            </w:pPr>
+            <w:r>
+              <w:rPr>
+                <w:rFonts w:ascii="Arial" w:cs="Arial" w:eastAsia="Arial" w:hAnsi="Arial"/>
+                <w:b w:val="false"/>
+                <w:bCs w:val="false"/>
+                <w:color w:val="000000"/>
+                <w:sz w:val="22"/>
+                <w:szCs w:val="22"/>
+              </w:rPr>
+              <w:t xml:space="preserve">0.821</w:t>
+            </w:r>
+          </w:p>
+        </w:tc>
+        <w:tc>
+          <w:tcPr>
+            <w:tcW w:type="dxa" w:w="1440"/>
+            <w:tcBorders>
+              <w:top w:val="single" w:color="BBBBBB" w:sz="4"/>
+              <w:left w:val="single" w:color="BBBBBB" w:sz="4"/>
+              <w:bottom w:val="single" w:color="BBBBBB" w:sz="4"/>
+              <w:right w:val="single" w:color="BBBBBB" w:sz="4"/>
+            </w:tcBorders>
+            <w:shd w:fill="E8F5E9" w:val="clear"/>
+            <w:tcMar>
+              <w:top w:type="dxa" w:w="80"/>
+              <w:left w:type="dxa" w:w="140"/>
+              <w:bottom w:type="dxa" w:w="80"/>
+              <w:right w:type="dxa" w:w="140"/>
+            </w:tcMar>
+          </w:tcPr>
+          <w:p>
+            <w:pPr>
+              <w:jc w:val="center"/>
+            </w:pPr>
+            <w:r>
+              <w:rPr>
+                <w:rFonts w:ascii="Arial" w:cs="Arial" w:eastAsia="Arial" w:hAnsi="Arial"/>
+                <w:b/>
+                <w:bCs/>
+                <w:color w:val="000000"/>
+                <w:sz w:val="22"/>
+                <w:szCs w:val="22"/>
+              </w:rPr>
+              <w:t xml:space="preserve">0.853</w:t>
+            </w:r>
+          </w:p>
+        </w:tc>
+        <w:tc>
+          <w:tcPr>
+            <w:tcW w:type="dxa" w:w="1440"/>
+            <w:tcBorders>
+              <w:top w:val="single" w:color="BBBBBB" w:sz="4"/>
+              <w:left w:val="single" w:color="BBBBBB" w:sz="4"/>
+              <w:bottom w:val="single" w:color="BBBBBB" w:sz="4"/>
+              <w:right w:val="single" w:color="BBBBBB" w:sz="4"/>
+            </w:tcBorders>
+            <w:shd w:fill="E8F5E9" w:val="clear"/>
+            <w:tcMar>
+              <w:top w:type="dxa" w:w="80"/>
+              <w:left w:type="dxa" w:w="140"/>
+              <w:bottom w:type="dxa" w:w="80"/>
+              <w:right w:type="dxa" w:w="140"/>
+            </w:tcMar>
+          </w:tcPr>
+          <w:p>
+            <w:pPr>
+              <w:jc w:val="center"/>
+            </w:pPr>
+            <w:r>
+              <w:rPr>
+                <w:rFonts w:ascii="Arial" w:cs="Arial" w:eastAsia="Arial" w:hAnsi="Arial"/>
+                <w:b w:val="false"/>
+                <w:bCs w:val="false"/>
+                <w:color w:val="000000"/>
+                <w:sz w:val="22"/>
+                <w:szCs w:val="22"/>
+              </w:rPr>
+              <w:t xml:space="preserve">0.857</w:t>
+            </w:r>
+          </w:p>
+        </w:tc>
+        <w:tc>
+          <w:tcPr>
+            <w:tcW w:type="dxa" w:w="1440"/>
+            <w:tcBorders>
+              <w:top w:val="single" w:color="BBBBBB" w:sz="4"/>
+              <w:left w:val="single" w:color="BBBBBB" w:sz="4"/>
+              <w:bottom w:val="single" w:color="BBBBBB" w:sz="4"/>
+              <w:right w:val="single" w:color="BBBBBB" w:sz="4"/>
+            </w:tcBorders>
+            <w:shd w:fill="E8F5E9" w:val="clear"/>
+            <w:tcMar>
+              <w:top w:type="dxa" w:w="80"/>
+              <w:left w:type="dxa" w:w="140"/>
+              <w:bottom w:type="dxa" w:w="80"/>
+              <w:right w:type="dxa" w:w="140"/>
+            </w:tcMar>
+          </w:tcPr>
+          <w:p>
+            <w:pPr>
+              <w:jc w:val="center"/>
+            </w:pPr>
+            <w:r>
+              <w:rPr>
+                <w:rFonts w:ascii="Arial" w:cs="Arial" w:eastAsia="Arial" w:hAnsi="Arial"/>
+                <w:b w:val="false"/>
+                <w:bCs w:val="false"/>
+                <w:color w:val="000000"/>
+                <w:sz w:val="22"/>
+                <w:szCs w:val="22"/>
+              </w:rPr>
+              <w:t xml:space="preserve">0.178</w:t>
+            </w:r>
+          </w:p>
+        </w:tc>
+      </w:tr>
+      <w:tr>
+        <w:tc>
+          <w:tcPr>
+            <w:tcW w:type="dxa" w:w="3600"/>
+            <w:tcBorders>
+              <w:top w:val="single" w:color="BBBBBB" w:sz="4"/>
+              <w:left w:val="single" w:color="BBBBBB" w:sz="4"/>
+              <w:bottom w:val="single" w:color="BBBBBB" w:sz="4"/>
+              <w:right w:val="single" w:color="BBBBBB" w:sz="4"/>
+            </w:tcBorders>
+            <w:shd w:fill="FFF3E0" w:val="clear"/>
+            <w:tcMar>
+              <w:top w:type="dxa" w:w="80"/>
+              <w:left w:type="dxa" w:w="140"/>
+              <w:bottom w:type="dxa" w:w="80"/>
+              <w:right w:type="dxa" w:w="140"/>
+            </w:tcMar>
+          </w:tcPr>
+          <w:p>
+            <w:pPr>
+              <w:jc w:val="left"/>
+            </w:pPr>
+            <w:r>
+              <w:rPr>
+                <w:rFonts w:ascii="Arial" w:cs="Arial" w:eastAsia="Arial" w:hAnsi="Arial"/>
+                <w:b w:val="false"/>
+                <w:bCs w:val="false"/>
+                <w:color w:val="000000"/>
+                <w:sz w:val="22"/>
+                <w:szCs w:val="22"/>
+              </w:rPr>
+              <w:t xml:space="preserve">Leak A: augment before split + record-level split</w:t>
+            </w:r>
+          </w:p>
+        </w:tc>
+        <w:tc>
+          <w:tcPr>
+            <w:tcW w:type="dxa" w:w="1440"/>
+            <w:tcBorders>
+              <w:top w:val="single" w:color="BBBBBB" w:sz="4"/>
+              <w:left w:val="single" w:color="BBBBBB" w:sz="4"/>
+              <w:bottom w:val="single" w:color="BBBBBB" w:sz="4"/>
+              <w:right w:val="single" w:color="BBBBBB" w:sz="4"/>
+            </w:tcBorders>
+            <w:shd w:fill="FFF3E0" w:val="clear"/>
+            <w:tcMar>
+              <w:top w:type="dxa" w:w="80"/>
+              <w:left w:type="dxa" w:w="140"/>
+              <w:bottom w:type="dxa" w:w="80"/>
+              <w:right w:type="dxa" w:w="140"/>
+            </w:tcMar>
+          </w:tcPr>
+          <w:p>
+            <w:pPr>
+              <w:jc w:val="center"/>
+            </w:pPr>
+            <w:r>
+              <w:rPr>
+                <w:rFonts w:ascii="Arial" w:cs="Arial" w:eastAsia="Arial" w:hAnsi="Arial"/>
+                <w:b/>
+                <w:bCs/>
+                <w:color w:val="C62828"/>
+                <w:sz w:val="22"/>
+                <w:szCs w:val="22"/>
+              </w:rPr>
+              <w:t xml:space="preserve">0.980</w:t>
+            </w:r>
+          </w:p>
+        </w:tc>
+        <w:tc>
+          <w:tcPr>
+            <w:tcW w:type="dxa" w:w="1440"/>
+            <w:tcBorders>
+              <w:top w:val="single" w:color="BBBBBB" w:sz="4"/>
+              <w:left w:val="single" w:color="BBBBBB" w:sz="4"/>
+              <w:bottom w:val="single" w:color="BBBBBB" w:sz="4"/>
+              <w:right w:val="single" w:color="BBBBBB" w:sz="4"/>
+            </w:tcBorders>
+            <w:shd w:fill="FFF3E0" w:val="clear"/>
+            <w:tcMar>
+              <w:top w:type="dxa" w:w="80"/>
+              <w:left w:type="dxa" w:w="140"/>
+              <w:bottom w:type="dxa" w:w="80"/>
+              <w:right w:type="dxa" w:w="140"/>
+            </w:tcMar>
+          </w:tcPr>
+          <w:p>
+            <w:pPr>
+              <w:jc w:val="center"/>
+            </w:pPr>
+            <w:r>
+              <w:rPr>
+                <w:rFonts w:ascii="Arial" w:cs="Arial" w:eastAsia="Arial" w:hAnsi="Arial"/>
+                <w:b w:val="false"/>
+                <w:bCs w:val="false"/>
+                <w:color w:val="000000"/>
+                <w:sz w:val="22"/>
+                <w:szCs w:val="22"/>
+              </w:rPr>
+              <w:t xml:space="preserve">0.976</w:t>
+            </w:r>
+          </w:p>
+        </w:tc>
+        <w:tc>
+          <w:tcPr>
+            <w:tcW w:type="dxa" w:w="1440"/>
+            <w:tcBorders>
+              <w:top w:val="single" w:color="BBBBBB" w:sz="4"/>
+              <w:left w:val="single" w:color="BBBBBB" w:sz="4"/>
+              <w:bottom w:val="single" w:color="BBBBBB" w:sz="4"/>
+              <w:right w:val="single" w:color="BBBBBB" w:sz="4"/>
+            </w:tcBorders>
+            <w:shd w:fill="FFF3E0" w:val="clear"/>
+            <w:tcMar>
+              <w:top w:type="dxa" w:w="80"/>
+              <w:left w:type="dxa" w:w="140"/>
+              <w:bottom w:type="dxa" w:w="80"/>
+              <w:right w:type="dxa" w:w="140"/>
+            </w:tcMar>
+          </w:tcPr>
+          <w:p>
+            <w:pPr>
+              <w:jc w:val="center"/>
+            </w:pPr>
+            <w:r>
+              <w:rPr>
+                <w:rFonts w:ascii="Arial" w:cs="Arial" w:eastAsia="Arial" w:hAnsi="Arial"/>
+                <w:b w:val="false"/>
+                <w:bCs w:val="false"/>
+                <w:color w:val="000000"/>
+                <w:sz w:val="22"/>
+                <w:szCs w:val="22"/>
+              </w:rPr>
+              <w:t xml:space="preserve">0.974</w:t>
+            </w:r>
+          </w:p>
+        </w:tc>
+        <w:tc>
+          <w:tcPr>
+            <w:tcW w:type="dxa" w:w="1440"/>
+            <w:tcBorders>
+              <w:top w:val="single" w:color="BBBBBB" w:sz="4"/>
+              <w:left w:val="single" w:color="BBBBBB" w:sz="4"/>
+              <w:bottom w:val="single" w:color="BBBBBB" w:sz="4"/>
+              <w:right w:val="single" w:color="BBBBBB" w:sz="4"/>
+            </w:tcBorders>
+            <w:shd w:fill="FFF3E0" w:val="clear"/>
+            <w:tcMar>
+              <w:top w:type="dxa" w:w="80"/>
+              <w:left w:type="dxa" w:w="140"/>
+              <w:bottom w:type="dxa" w:w="80"/>
+              <w:right w:type="dxa" w:w="140"/>
+            </w:tcMar>
+          </w:tcPr>
+          <w:p>
+            <w:pPr>
+              <w:jc w:val="center"/>
+            </w:pPr>
+            <w:r>
+              <w:rPr>
+                <w:rFonts w:ascii="Arial" w:cs="Arial" w:eastAsia="Arial" w:hAnsi="Arial"/>
+                <w:b w:val="false"/>
+                <w:bCs w:val="false"/>
+                <w:color w:val="000000"/>
+                <w:sz w:val="22"/>
+                <w:szCs w:val="22"/>
+              </w:rPr>
+              <w:t xml:space="preserve">0.064</w:t>
+            </w:r>
+          </w:p>
+        </w:tc>
+      </w:tr>
+      <w:tr>
+        <w:tc>
+          <w:tcPr>
+            <w:tcW w:type="dxa" w:w="3600"/>
+            <w:tcBorders>
+              <w:top w:val="single" w:color="BBBBBB" w:sz="4"/>
+              <w:left w:val="single" w:color="BBBBBB" w:sz="4"/>
+              <w:bottom w:val="single" w:color="BBBBBB" w:sz="4"/>
+              <w:right w:val="single" w:color="BBBBBB" w:sz="4"/>
+            </w:tcBorders>
+            <w:shd w:fill="FFFFFF" w:val="clear"/>
+            <w:tcMar>
+              <w:top w:type="dxa" w:w="80"/>
+              <w:left w:type="dxa" w:w="140"/>
+              <w:bottom w:type="dxa" w:w="80"/>
+              <w:right w:type="dxa" w:w="140"/>
+            </w:tcMar>
+          </w:tcPr>
+          <w:p>
+            <w:pPr>
+              <w:jc w:val="left"/>
+            </w:pPr>
+            <w:r>
+              <w:rPr>
+                <w:rFonts w:ascii="Arial" w:cs="Arial" w:eastAsia="Arial" w:hAnsi="Arial"/>
+                <w:b w:val="false"/>
+                <w:bCs w:val="false"/>
+                <w:color w:val="000000"/>
+                <w:sz w:val="22"/>
+                <w:szCs w:val="22"/>
+              </w:rPr>
+              <w:t xml:space="preserve">Leak B: impute on combined train+test before CV</w:t>
+            </w:r>
+          </w:p>
+        </w:tc>
+        <w:tc>
+          <w:tcPr>
+            <w:tcW w:type="dxa" w:w="1440"/>
+            <w:tcBorders>
+              <w:top w:val="single" w:color="BBBBBB" w:sz="4"/>
+              <w:left w:val="single" w:color="BBBBBB" w:sz="4"/>
+              <w:bottom w:val="single" w:color="BBBBBB" w:sz="4"/>
+              <w:right w:val="single" w:color="BBBBBB" w:sz="4"/>
+            </w:tcBorders>
+            <w:shd w:fill="FFFFFF" w:val="clear"/>
+            <w:tcMar>
+              <w:top w:type="dxa" w:w="80"/>
+              <w:left w:type="dxa" w:w="140"/>
+              <w:bottom w:type="dxa" w:w="80"/>
+              <w:right w:type="dxa" w:w="140"/>
+            </w:tcMar>
+          </w:tcPr>
+          <w:p>
+            <w:pPr>
+              <w:jc w:val="center"/>
+            </w:pPr>
+            <w:r>
+              <w:rPr>
+                <w:rFonts w:ascii="Arial" w:cs="Arial" w:eastAsia="Arial" w:hAnsi="Arial"/>
+                <w:b w:val="false"/>
+                <w:bCs w:val="false"/>
+                <w:color w:val="000000"/>
+                <w:sz w:val="22"/>
+                <w:szCs w:val="22"/>
+              </w:rPr>
+              <w:t xml:space="preserve">0.819</w:t>
+            </w:r>
+          </w:p>
+        </w:tc>
+        <w:tc>
+          <w:tcPr>
+            <w:tcW w:type="dxa" w:w="1440"/>
+            <w:tcBorders>
+              <w:top w:val="single" w:color="BBBBBB" w:sz="4"/>
+              <w:left w:val="single" w:color="BBBBBB" w:sz="4"/>
+              <w:bottom w:val="single" w:color="BBBBBB" w:sz="4"/>
+              <w:right w:val="single" w:color="BBBBBB" w:sz="4"/>
+            </w:tcBorders>
+            <w:shd w:fill="FFFFFF" w:val="clear"/>
+            <w:tcMar>
+              <w:top w:type="dxa" w:w="80"/>
+              <w:left w:type="dxa" w:w="140"/>
+              <w:bottom w:type="dxa" w:w="80"/>
+              <w:right w:type="dxa" w:w="140"/>
+            </w:tcMar>
+          </w:tcPr>
+          <w:p>
+            <w:pPr>
+              <w:jc w:val="center"/>
+            </w:pPr>
+            <w:r>
+              <w:rPr>
+                <w:rFonts w:ascii="Arial" w:cs="Arial" w:eastAsia="Arial" w:hAnsi="Arial"/>
+                <w:b w:val="false"/>
+                <w:bCs w:val="false"/>
+                <w:color w:val="000000"/>
+                <w:sz w:val="22"/>
+                <w:szCs w:val="22"/>
+              </w:rPr>
+              <w:t xml:space="preserve">0.856</w:t>
+            </w:r>
+          </w:p>
+        </w:tc>
+        <w:tc>
+          <w:tcPr>
+            <w:tcW w:type="dxa" w:w="1440"/>
+            <w:tcBorders>
+              <w:top w:val="single" w:color="BBBBBB" w:sz="4"/>
+              <w:left w:val="single" w:color="BBBBBB" w:sz="4"/>
+              <w:bottom w:val="single" w:color="BBBBBB" w:sz="4"/>
+              <w:right w:val="single" w:color="BBBBBB" w:sz="4"/>
+            </w:tcBorders>
+            <w:shd w:fill="FFFFFF" w:val="clear"/>
+            <w:tcMar>
+              <w:top w:type="dxa" w:w="80"/>
+              <w:left w:type="dxa" w:w="140"/>
+              <w:bottom w:type="dxa" w:w="80"/>
+              <w:right w:type="dxa" w:w="140"/>
+            </w:tcMar>
+          </w:tcPr>
+          <w:p>
+            <w:pPr>
+              <w:jc w:val="center"/>
+            </w:pPr>
+            <w:r>
+              <w:rPr>
+                <w:rFonts w:ascii="Arial" w:cs="Arial" w:eastAsia="Arial" w:hAnsi="Arial"/>
+                <w:b w:val="false"/>
+                <w:bCs w:val="false"/>
+                <w:color w:val="000000"/>
+                <w:sz w:val="22"/>
+                <w:szCs w:val="22"/>
+              </w:rPr>
+              <w:t xml:space="preserve">0.856</w:t>
+            </w:r>
+          </w:p>
+        </w:tc>
+        <w:tc>
+          <w:tcPr>
+            <w:tcW w:type="dxa" w:w="1440"/>
+            <w:tcBorders>
+              <w:top w:val="single" w:color="BBBBBB" w:sz="4"/>
+              <w:left w:val="single" w:color="BBBBBB" w:sz="4"/>
+              <w:bottom w:val="single" w:color="BBBBBB" w:sz="4"/>
+              <w:right w:val="single" w:color="BBBBBB" w:sz="4"/>
+            </w:tcBorders>
+            <w:shd w:fill="FFFFFF" w:val="clear"/>
+            <w:tcMar>
+              <w:top w:type="dxa" w:w="80"/>
+              <w:left w:type="dxa" w:w="140"/>
+              <w:bottom w:type="dxa" w:w="80"/>
+              <w:right w:type="dxa" w:w="140"/>
+            </w:tcMar>
+          </w:tcPr>
+          <w:p>
+            <w:pPr>
+              <w:jc w:val="center"/>
+            </w:pPr>
+            <w:r>
+              <w:rPr>
+                <w:rFonts w:ascii="Arial" w:cs="Arial" w:eastAsia="Arial" w:hAnsi="Arial"/>
+                <w:b w:val="false"/>
+                <w:bCs w:val="false"/>
+                <w:color w:val="000000"/>
+                <w:sz w:val="22"/>
+                <w:szCs w:val="22"/>
+              </w:rPr>
+              <w:t xml:space="preserve">0.176</w:t>
+            </w:r>
+          </w:p>
+        </w:tc>
+      </w:tr>
+      <w:tr>
+        <w:tc>
+          <w:tcPr>
+            <w:tcW w:type="dxa" w:w="3600"/>
+            <w:tcBorders>
+              <w:top w:val="single" w:color="BBBBBB" w:sz="4"/>
+              <w:left w:val="single" w:color="BBBBBB" w:sz="4"/>
+              <w:bottom w:val="single" w:color="BBBBBB" w:sz="4"/>
+              <w:right w:val="single" w:color="BBBBBB" w:sz="4"/>
+            </w:tcBorders>
+            <w:shd w:fill="FFF3E0" w:val="clear"/>
+            <w:tcMar>
+              <w:top w:type="dxa" w:w="80"/>
+              <w:left w:type="dxa" w:w="140"/>
+              <w:bottom w:type="dxa" w:w="80"/>
+              <w:right w:type="dxa" w:w="140"/>
+            </w:tcMar>
+          </w:tcPr>
+          <w:p>
+            <w:pPr>
+              <w:jc w:val="left"/>
+            </w:pPr>
+            <w:r>
+              <w:rPr>
+                <w:rFonts w:ascii="Arial" w:cs="Arial" w:eastAsia="Arial" w:hAnsi="Arial"/>
+                <w:b w:val="false"/>
+                <w:bCs w:val="false"/>
+                <w:color w:val="000000"/>
+                <w:sz w:val="22"/>
+                <w:szCs w:val="22"/>
+              </w:rPr>
+              <w:t xml:space="preserve">Leak A+B: both patterns combined</w:t>
+            </w:r>
+          </w:p>
+        </w:tc>
+        <w:tc>
+          <w:tcPr>
+            <w:tcW w:type="dxa" w:w="1440"/>
+            <w:tcBorders>
+              <w:top w:val="single" w:color="BBBBBB" w:sz="4"/>
+              <w:left w:val="single" w:color="BBBBBB" w:sz="4"/>
+              <w:bottom w:val="single" w:color="BBBBBB" w:sz="4"/>
+              <w:right w:val="single" w:color="BBBBBB" w:sz="4"/>
+            </w:tcBorders>
+            <w:shd w:fill="FFF3E0" w:val="clear"/>
+            <w:tcMar>
+              <w:top w:type="dxa" w:w="80"/>
+              <w:left w:type="dxa" w:w="140"/>
+              <w:bottom w:type="dxa" w:w="80"/>
+              <w:right w:type="dxa" w:w="140"/>
+            </w:tcMar>
+          </w:tcPr>
+          <w:p>
+            <w:pPr>
+              <w:jc w:val="center"/>
+            </w:pPr>
+            <w:r>
+              <w:rPr>
+                <w:rFonts w:ascii="Arial" w:cs="Arial" w:eastAsia="Arial" w:hAnsi="Arial"/>
+                <w:b/>
+                <w:bCs/>
+                <w:color w:val="C62828"/>
+                <w:sz w:val="22"/>
+                <w:szCs w:val="22"/>
+              </w:rPr>
+              <w:t xml:space="preserve">0.978</w:t>
+            </w:r>
+          </w:p>
+        </w:tc>
+        <w:tc>
+          <w:tcPr>
+            <w:tcW w:type="dxa" w:w="1440"/>
+            <w:tcBorders>
+              <w:top w:val="single" w:color="BBBBBB" w:sz="4"/>
+              <w:left w:val="single" w:color="BBBBBB" w:sz="4"/>
+              <w:bottom w:val="single" w:color="BBBBBB" w:sz="4"/>
+              <w:right w:val="single" w:color="BBBBBB" w:sz="4"/>
+            </w:tcBorders>
+            <w:shd w:fill="FFF3E0" w:val="clear"/>
+            <w:tcMar>
+              <w:top w:type="dxa" w:w="80"/>
+              <w:left w:type="dxa" w:w="140"/>
+              <w:bottom w:type="dxa" w:w="80"/>
+              <w:right w:type="dxa" w:w="140"/>
+            </w:tcMar>
+          </w:tcPr>
+          <w:p>
+            <w:pPr>
+              <w:jc w:val="center"/>
+            </w:pPr>
+            <w:r>
+              <w:rPr>
+                <w:rFonts w:ascii="Arial" w:cs="Arial" w:eastAsia="Arial" w:hAnsi="Arial"/>
+                <w:b w:val="false"/>
+                <w:bCs w:val="false"/>
+                <w:color w:val="000000"/>
+                <w:sz w:val="22"/>
+                <w:szCs w:val="22"/>
+              </w:rPr>
+              <w:t xml:space="preserve">0.964</w:t>
+            </w:r>
+          </w:p>
+        </w:tc>
+        <w:tc>
+          <w:tcPr>
+            <w:tcW w:type="dxa" w:w="1440"/>
+            <w:tcBorders>
+              <w:top w:val="single" w:color="BBBBBB" w:sz="4"/>
+              <w:left w:val="single" w:color="BBBBBB" w:sz="4"/>
+              <w:bottom w:val="single" w:color="BBBBBB" w:sz="4"/>
+              <w:right w:val="single" w:color="BBBBBB" w:sz="4"/>
+            </w:tcBorders>
+            <w:shd w:fill="FFF3E0" w:val="clear"/>
+            <w:tcMar>
+              <w:top w:type="dxa" w:w="80"/>
+              <w:left w:type="dxa" w:w="140"/>
+              <w:bottom w:type="dxa" w:w="80"/>
+              <w:right w:type="dxa" w:w="140"/>
+            </w:tcMar>
+          </w:tcPr>
+          <w:p>
+            <w:pPr>
+              <w:jc w:val="center"/>
+            </w:pPr>
+            <w:r>
+              <w:rPr>
+                <w:rFonts w:ascii="Arial" w:cs="Arial" w:eastAsia="Arial" w:hAnsi="Arial"/>
+                <w:b w:val="false"/>
+                <w:bCs w:val="false"/>
+                <w:color w:val="000000"/>
+                <w:sz w:val="22"/>
+                <w:szCs w:val="22"/>
+              </w:rPr>
+              <w:t xml:space="preserve">0.963</w:t>
+            </w:r>
+          </w:p>
+        </w:tc>
+        <w:tc>
+          <w:tcPr>
+            <w:tcW w:type="dxa" w:w="1440"/>
+            <w:tcBorders>
+              <w:top w:val="single" w:color="BBBBBB" w:sz="4"/>
+              <w:left w:val="single" w:color="BBBBBB" w:sz="4"/>
+              <w:bottom w:val="single" w:color="BBBBBB" w:sz="4"/>
+              <w:right w:val="single" w:color="BBBBBB" w:sz="4"/>
+            </w:tcBorders>
+            <w:shd w:fill="FFF3E0" w:val="clear"/>
+            <w:tcMar>
+              <w:top w:type="dxa" w:w="80"/>
+              <w:left w:type="dxa" w:w="140"/>
+              <w:bottom w:type="dxa" w:w="80"/>
+              <w:right w:type="dxa" w:w="140"/>
+            </w:tcMar>
+          </w:tcPr>
+          <w:p>
+            <w:pPr>
+              <w:jc w:val="center"/>
+            </w:pPr>
+            <w:r>
+              <w:rPr>
+                <w:rFonts w:ascii="Arial" w:cs="Arial" w:eastAsia="Arial" w:hAnsi="Arial"/>
+                <w:b w:val="false"/>
+                <w:bCs w:val="false"/>
+                <w:color w:val="000000"/>
+                <w:sz w:val="22"/>
+                <w:szCs w:val="22"/>
+              </w:rPr>
+              <w:t xml:space="preserve">0.075</w:t>
+            </w:r>
+          </w:p>
+        </w:tc>
+      </w:tr>
+    </w:tbl>
+    <w:p>
+      <w:pPr>
+        <w:spacing w:after="240" w:before="80"/>
+        <w:jc w:val="left"/>
+      </w:pPr>
+      <w:r>
+        <w:rPr>
+          <w:rFonts w:ascii="Arial" w:cs="Arial" w:eastAsia="Arial" w:hAnsi="Arial"/>
+          <w:i/>
+          <w:iCs/>
+          <w:color w:val="555555"/>
+          <w:sz w:val="20"/>
+          <w:szCs w:val="20"/>
+        </w:rPr>
+        <w:t xml:space="preserve">Table 3. Leakage-tax ablation. All variants use identical default XGBoost hyperparameters and the same cohort/seed. Orange rows are leaky pipelines. CV AUC is what a leaky paper would report; Test AUC is the honest held-out result. Leak A CV AUC of 0.980 is consistent with the inflated CV AUC (near 0.997) produced by the pre-refactor notebook.</w:t>
+      </w:r>
+    </w:p>
+    <w:p>
+      <w:pPr>
+        <w:spacing w:after="40" w:before="200"/>
+        <w:jc w:val="center"/>
+      </w:pPr>
+      <w:r>
+        <w:drawing>
+          <wp:inline distT="0" distB="0" distL="0" distR="0">
+            <wp:extent cx="5524500" cy="2333625"/>
+            <wp:effectExtent t="0" r="0" b="0" l="0"/>
+            <wp:docPr id="1" name="" descr="" title=""/>
+            <wp:cNvGraphicFramePr>
+              <a:graphicFrameLocks xmlns:a="http://schemas.openxmlformats.org/drawingml/2006/main" noChangeAspect="1"/>
+            </wp:cNvGraphicFramePr>
+            <a:graphic xmlns:a="http://schemas.openxmlformats.org/drawingml/2006/main">
+              <a:graphicData uri="http://schemas.openxmlformats.org/drawingml/2006/picture">
+                <pic:pic xmlns:pic="http://schemas.openxmlformats.org/drawingml/2006/picture">
+                  <pic:nvPicPr>
+                    <pic:cNvPr id="0" name="" descr=""/>
+                    <pic:cNvPicPr>
+                      <a:picLocks noChangeAspect="1" noChangeArrowheads="1"/>
+                    </pic:cNvPicPr>
+                  </pic:nvPicPr>
+                  <pic:blipFill>
+                    <a:blip r:embed="rId12" cstate="none"/>
+                    <a:srcRect/>
+                    <a:stretch>
+                      <a:fillRect/>
+                    </a:stretch>
+                  </pic:blipFill>
+                  <pic:spPr bwMode="auto">
+                    <a:xfrm>
+                      <a:off x="0" y="0"/>
                       <a:ext cx="5524500" cy="2333625"/>
                     </a:xfrm>
                     <a:prstGeom prst="rect">
@@ -4361,7 +4448,7 @@
           <w:sz w:val="20"/>
           <w:szCs w:val="20"/>
         </w:rPr>
-        <w:t xml:space="preserve">Figure 4. Leakage-tax ablation. Cross-validation AUC for the clean pipeline versus three leaky variants on the same cohort and seed. Augmenting before the split (Leak A) inflates CV AUC from 0.787 to 0.980, an increase of 0.193.</w:t>
+        <w:t xml:space="preserve">Figure 5. Leakage-tax ablation. Cross-validation AUC for the clean pipeline versus three leaky variants on the same cohort and seed. Augmenting before the split (Leak A) inflates CV AUC from 0.821 to 0.980, an increase of 0.159.</w:t>
       </w:r>
     </w:p>
     <w:p>
@@ -4385,7 +4472,7 @@
           <w:sz w:val="24"/>
           <w:szCs w:val="24"/>
         </w:rPr>
-        <w:t xml:space="preserve"> was catastrophic: cross-validation AUC inflated from 0.787 to 0.980, a +0.193 increase that would be published as the headline result in a leaky study. The mechanism is direct contamination: augmented (noisy) copies of test subjects appear in the training set, and because the split is record-level rather than subject-level, the model effectively memorises distorted versions of its own test cases during cross-validation. This pattern maps directly to the Kapoor–Narayanan (2023) Type I leak.</w:t>
+        <w:t xml:space="preserve"> was catastrophic: cross-validation AUC inflated from 0.821 to 0.980, a +0.159 increase that would be published as the headline result in a leaky study. The mechanism is direct contamination: augmented (noisy) copies of test subjects appear in the training set, and because the split is record-level rather than subject-level, the model effectively memorises distorted versions of its own test cases during cross-validation. This pattern maps directly to the Kapoor–Narayanan (2023) Type I leak.</w:t>
       </w:r>
     </w:p>
     <w:p>
@@ -4409,7 +4496,7 @@
           <w:sz w:val="24"/>
           <w:szCs w:val="24"/>
         </w:rPr>
-        <w:t xml:space="preserve"> had a negligible effect in this cohort (+0.009 CV AUC), because XGBoost is relatively robust to small shifts in median imputation statistics when features are continuous and cohort-wide distributions are smooth. This leak would be more damaging in smaller cohorts or when imputing high-missingness features (amyloid PET, 35% missing; CSF, 45% missing) where test-set statistics materially change the imputed values.</w:t>
+        <w:t xml:space="preserve"> had a negligible effect in this cohort (−0.002 CV AUC), because XGBoost is relatively robust to small shifts in median imputation statistics when features are continuous and cohort-wide distributions are smooth. This leak would be more damaging in smaller cohorts or when imputing high-missingness features (amyloid PET, 35% missing; CSF, 45% missing) where test-set statistics materially change the imputed values.</w:t>
       </w:r>
     </w:p>
     <w:p>
@@ -4423,7 +4510,7 @@
           <w:sz w:val="24"/>
           <w:szCs w:val="24"/>
         </w:rPr>
-        <w:t xml:space="preserve">Together, these results demonstrate that a researcher following common but incorrect practices would report a CV AUC of 0.978–0.980 on this dataset, numbers that would rank at the upper end of the ADNI literature, while the honest, held-out test AUC of their model is 0.920.</w:t>
+        <w:t xml:space="preserve">Together, these results demonstrate that a researcher following common but incorrect practices would report a CV AUC of 0.978–0.980 on this dataset, numbers that would rank at the upper end of the ADNI literature, while the honest, held-out test AUC of the clean model averages 0.862.</w:t>
       </w:r>
     </w:p>
     <w:p>
@@ -4453,7 +4540,7 @@
           <w:sz w:val="24"/>
           <w:szCs w:val="24"/>
         </w:rPr>
-        <w:t xml:space="preserve">Table 4 reports 5-fold grouped CV AUC under systematic modality ablation, illustrated in Figure 5. Each row represents a model trained and evaluated using only the listed feature subsets. Native-NaN XGBoost (exploiting built-in missingness handling) is compared to median-imputed XGBoost.</w:t>
+        <w:t xml:space="preserve">Table 4 reports 5-fold grouped CV AUC under systematic modality ablation, illustrated in Figure 6. Each row represents a model trained and evaluated using only the listed feature subsets. Native-NaN XGBoost (exploiting built-in missingness handling) is compared to median-imputed XGBoost.</w:t>
       </w:r>
     </w:p>
     <w:tbl>
@@ -5963,7 +6050,7 @@
                     </pic:cNvPicPr>
                   </pic:nvPicPr>
                   <pic:blipFill>
-                    <a:blip r:embed="rId12" cstate="none"/>
+                    <a:blip r:embed="rId13" cstate="none"/>
                     <a:srcRect/>
                     <a:stretch>
                       <a:fillRect/>
@@ -5999,7 +6086,7 @@
           <w:sz w:val="20"/>
           <w:szCs w:val="20"/>
         </w:rPr>
-        <w:t xml:space="preserve">Figure 5. Missing-modality robustness. Cross-validation AUC under systematic modality ablation. Dropping any single expensive modality (amyloid PET, CSF, or MRI) changes AUC by at most 0.012, a difference smaller than the standard deviation of any single fold.</w:t>
+        <w:t xml:space="preserve">Figure 6. Missing-modality robustness. Cross-validation AUC under systematic modality ablation. Dropping any single expensive modality (amyloid PET, CSF, or MRI) changes AUC by at most 0.012, a difference smaller than the standard deviation of any single fold.</w:t>
       </w:r>
     </w:p>
     <w:p>
@@ -6057,7 +6144,7 @@
           <w:sz w:val="24"/>
           <w:szCs w:val="24"/>
         </w:rPr>
-        <w:t xml:space="preserve">Global SHAP (SHapley Additive exPlanations) values computed on the imputed test set identified the following top predictors (Figure 6), consistent with clinical expectations:</w:t>
+        <w:t xml:space="preserve">Global SHAP (SHapley Additive exPlanations) values computed on the imputed test set identified the following top predictors (Figure 7), consistent with clinical expectations:</w:t>
       </w:r>
     </w:p>
     <w:p>
@@ -6229,7 +6316,7 @@
                     </pic:cNvPicPr>
                   </pic:nvPicPr>
                   <pic:blipFill>
-                    <a:blip r:embed="rId13" cstate="none"/>
+                    <a:blip r:embed="rId14" cstate="none"/>
                     <a:srcRect/>
                     <a:stretch>
                       <a:fillRect/>
@@ -6265,7 +6352,7 @@
           <w:sz w:val="20"/>
           <w:szCs w:val="20"/>
         </w:rPr>
-        <w:t xml:space="preserve">Figure 6. SHAP feature importance (beeswarm). Global mean absolute SHAP values on the test set. Cognitive severity (CDR-SB, MMSE), early cognitive decline (the 12-month ADAS-Cog slope), and APOEε4 status dominate the ranking.</w:t>
+        <w:t xml:space="preserve">Figure 7. SHAP feature importance (beeswarm). Global mean absolute SHAP values on the test set. Cognitive severity (CDR-SB, MMSE), early cognitive decline (the 12-month ADAS-Cog slope), and APOEε4 status dominate the ranking.</w:t>
       </w:r>
     </w:p>
     <w:p>
@@ -6325,7 +6412,7 @@
           <w:sz w:val="24"/>
           <w:szCs w:val="24"/>
         </w:rPr>
-        <w:t xml:space="preserve">This study presents a leakage-audited, reproducible pipeline for 36-month MCI-to-AD conversion prediction on ADNI, achieving an honest test AUC of 0.932 [95% CI 0.858–0.986] with a Brier score of 0.115. These numbers are presented with their bootstrapped confidence intervals because the small test set (n = 61) means the point estimate alone is insufficient: any AUC between 0.86 and 0.99 is consistent with the data. This transparency is itself a contribution.</w:t>
+        <w:t xml:space="preserve">This study presents a leakage-audited, reproducible pipeline for 36-month MCI-to-AD conversion prediction on ADNI. Across 200 random subject-level splits the model achieved a mean test AUC of 0.862 (95% range 0.785–0.942), with a pre-specified single split at 0.881 [95% CI 0.788–0.956] and a Brier score of 0.145. Performance is reported as a distribution rather than a single number because the small test set (n = 61) makes any individual point estimate fragile: values from roughly 0.79 to 0.94 are consistent with the data. This transparency is itself a contribution.</w:t>
       </w:r>
     </w:p>
     <w:p>
@@ -6349,7 +6436,7 @@
           <w:sz w:val="24"/>
           <w:szCs w:val="24"/>
         </w:rPr>
-        <w:t xml:space="preserve"> The most striking result of this study is not the AUC; it is the demonstration that augmenting training data before the train–test split inflated cross-validation AUC by 0.193 (from 0.787 to 0.980) on the same cohort and seed. A researcher who made this single design error would publish a headline CV AUC of 0.980 while their model’s actual performance on unseen data is 0.920. This is not a hypothetical: the pre-refactor version of this analysis produced a CV AUC near 0.997 due to exactly this pattern, which was the original motivation for the clean rebuild. The Kapoor–Narayanan (2023) [6] taxonomy predicts this class of error, and this work provides a concrete, fully reproducible instance of it in the MCI conversion literature.</w:t>
+        <w:t xml:space="preserve"> The most striking result of this study is not the AUC; it is the demonstration that augmenting training data before the train–test split inflated cross-validation AUC by 0.159 (from 0.821 to 0.980) on the same cohort and seed. A researcher who made this single design error would publish a headline CV AUC of 0.980 while the clean model’s honest held-out AUC averages 0.862. This is not a hypothetical: the pre-refactor version of this analysis produced a CV AUC near 0.997 due to exactly this pattern, which was the original motivation for the clean rebuild. The Kapoor–Narayanan (2023) [6] taxonomy predicts this class of error, and this work provides a concrete, fully reproducible instance of it in the MCI conversion literature.</w:t>
       </w:r>
     </w:p>
     <w:p>
@@ -6365,6 +6452,30 @@
           <w:sz w:val="24"/>
           <w:szCs w:val="24"/>
         </w:rPr>
+        <w:t xml:space="preserve">Evaluation bugs are subtle, and redundancy catches them.</w:t>
+      </w:r>
+      <w:r>
+        <w:rPr>
+          <w:rFonts w:ascii="Arial" w:cs="Arial" w:eastAsia="Arial" w:hAnsi="Arial"/>
+          <w:sz w:val="24"/>
+          <w:szCs w:val="24"/>
+        </w:rPr>
+        <w:t xml:space="preserve"> Rigour is a process, not a checkbox. During this work we found that an earlier version of our own pipeline contained an index-alignment error that silently produced a positional, non-stratified hold-out set and reported a test AUC of 0.93. It was caught by cross-checking that single number against the 200-split distribution, into which a value that high falls only near the upper tail. We report this openly because it illustrates the paper’s thesis from the inside: even a pipeline built specifically to avoid leakage can harbour subtle evaluation bugs, and only redundant, distributional checking reliably exposes them. The corrected pipeline and its guard tests are released in full.</w:t>
+      </w:r>
+    </w:p>
+    <w:p>
+      <w:pPr>
+        <w:spacing w:after="160" w:before="0" w:line="276"/>
+        <w:jc w:val="both"/>
+      </w:pPr>
+      <w:r>
+        <w:rPr>
+          <w:rFonts w:ascii="Arial" w:cs="Arial" w:eastAsia="Arial" w:hAnsi="Arial"/>
+          <w:b/>
+          <w:bCs/>
+          <w:sz w:val="24"/>
+          <w:szCs w:val="24"/>
+        </w:rPr>
         <w:t xml:space="preserve">Calibration matters as much as discrimination.</w:t>
       </w:r>
       <w:r>
@@ -6373,7 +6484,7 @@
           <w:sz w:val="24"/>
           <w:szCs w:val="24"/>
         </w:rPr>
-        <w:t xml:space="preserve"> The subfield has over-indexed on AUC as its primary metric. A model with AUC 0.93 but poor calibration cannot be used for individualised risk communication; a clinician cannot tell a patient that their model-predicted probability of 70% means a 70% chance of conversion if the model systematically over- or under-estimates in that range. The reliability diagram here shows reasonable calibration, and the decision curve demonstrates net clinical benefit across a wide threshold range. We argue that future work in this area should routinely report Brier score, reliability curves, and DCA alongside AUC, particularly for clinical decision-support applications.</w:t>
+        <w:t xml:space="preserve"> The subfield has over-indexed on AUC as its primary metric. A model with AUC 0.88 but poor calibration cannot be used for individualised risk communication; a clinician cannot tell a patient that their model-predicted probability of 70% means a 70% chance of conversion if the model systematically over- or under-estimates in that range. The reliability diagram here shows reasonable calibration, and the decision curve demonstrates net clinical benefit across a wide threshold range. We argue that future work in this area should routinely report Brier score, reliability curves, and DCA alongside AUC, particularly for clinical decision-support applications.</w:t>
       </w:r>
     </w:p>
     <w:p>
@@ -6515,7 +6626,7 @@
           <w:sz w:val="24"/>
           <w:szCs w:val="24"/>
         </w:rPr>
-        <w:t xml:space="preserve">We present a leakage-audited, reproducible pipeline for 36-month MCI-to-AD conversion prediction that achieves an honest test AUC of 0.932 on ADNI. The primary contribution is not the AUC; it is the demonstration that standard but incorrect practices inflate cross-validation AUC by up to 0.193 on this dataset, together with the provision of a fully reproducible artifact that others can use as a leakage-free baseline. The finding that cognitive assessments alone approach full-modality performance has practical implications for clinical risk stratification in settings where PET and CSF are unavailable. We hope this work contributes to a higher standard of methodological transparency in machine-learning-based neuroimaging research.</w:t>
+        <w:t xml:space="preserve">We present a leakage-audited, reproducible pipeline for 36-month MCI-to-AD conversion prediction that achieves an honest test AUC of 0.862 (95% range 0.785–0.942 across 200 subject-level splits) on ADNI. The primary contribution is not the AUC; it is the demonstration that standard but incorrect practices inflate cross-validation AUC by up to 0.159 on this dataset, together with the provision of a fully reproducible artifact that others can use as a leakage-free baseline. The finding that cognitive assessments alone approach full-modality performance has practical implications for clinical risk stratification in settings where PET and CSF are unavailable. We hope this work contributes to a higher standard of methodological transparency in machine-learning-based neuroimaging research.</w:t>
       </w:r>
     </w:p>
     <w:p>
